--- a/pr-preview/pr-310/algebra-sums-tracked-changes.docx
+++ b/pr-preview/pr-310/algebra-sums-tracked-changes.docx
@@ -16,7 +16,7 @@
       </w:pPr>
       <w:del w:id="1" w:author="PR Preview" w:date="2026-01-01T00:00:00Z">
         <w:r>
-          <w:delText xml:space="preserve">Last modified: 2026-10-15 08:28:32 (PDT)</w:delText>
+          <w:delText xml:space="preserve">Last modified: 2026-10-15 12:42:30 (PDT)</w:delText>
         </w:r>
       </w:del>
     </w:p>
@@ -26,7 +26,7 @@
       </w:pPr>
       <w:ins w:id="2" w:author="PR Preview" w:date="2026-01-01T00:00:00Z">
         <w:r>
-          <w:t xml:space="preserve">Last modified: 2026-10-15 08:32:48 (PDT)</w:t>
+          <w:t xml:space="preserve">Last modified: 2026-10-15 13:37:28 (PDT)</w:t>
         </w:r>
       </w:ins>
     </w:p>
@@ -5833,7 +5833,7 @@
           <w:rPr>
             <w:rStyle w:val="Hyperlink"/>
           </w:rPr>
-          <w:t xml:space="preserve">Definition 13 in Equalities, Inequalities and Minimizers</w:t>
+          <w:t xml:space="preserve">Definition 17 in Equalities, Inequalities and Minimizers</w:t>
         </w:r>
       </w:hyperlink>
       <w:r>
@@ -5876,7 +5876,7 @@
           <w:rPr>
             <w:rStyle w:val="Hyperlink"/>
           </w:rPr>
-          <w:t xml:space="preserve">Definition 12 in Equalities, Inequalities and Minimizers</w:t>
+          <w:t xml:space="preserve">Definition 16 in Equalities, Inequalities and Minimizers</w:t>
         </w:r>
       </w:hyperlink>
       <w:r>
@@ -10493,7 +10493,7 @@
     </w:p>
     <w:bookmarkEnd w:id="30"/>
     <w:bookmarkEnd w:id="31"/>
-    <w:bookmarkStart w:id="46" w:name="infimum-and-supremum"/>
+    <w:bookmarkStart w:id="50" w:name="infimum-and-supremum"/>
     <w:p>
       <w:pPr>
         <w:pStyle w:val="Heading2"/>
@@ -10502,7 +10502,7 @@
         <w:t xml:space="preserve">2 Infimum and supremum</w:t>
       </w:r>
     </w:p>
-    <w:bookmarkStart w:id="33" w:name="def-bounded"/>
+    <w:bookmarkStart w:id="32" w:name="def-upper-bound"/>
     <w:p>
       <w:pPr>
         <w:pStyle w:val="FirstParagraph"/>
@@ -10512,7 +10512,7 @@
           <w:b/>
           <w:bCs/>
         </w:rPr>
-        <w:t xml:space="preserve">Definition 4 (Upper and lower bounds)</w:t>
+        <w:t xml:space="preserve">Definition 4 (Upper bound)</w:t>
       </w:r>
       <w:r>
         <w:t xml:space="preserve"> </w:t>
@@ -10543,6 +10543,645 @@
       </m:oMath>
       <w:r>
         <w:t xml:space="preserve">.</w:t>
+      </w:r>
+      <w:r>
+        <w:t xml:space="preserve"> </w:t>
+      </w:r>
+      <w:r>
+        <w:t xml:space="preserve">A real number</w:t>
+      </w:r>
+      <w:r>
+        <w:t xml:space="preserve"> </w:t>
+      </w:r>
+      <m:oMath>
+        <m:r>
+          <m:t>u</m:t>
+        </m:r>
+      </m:oMath>
+      <w:r>
+        <w:t xml:space="preserve"> </w:t>
+      </w:r>
+      <w:r>
+        <w:t xml:space="preserve">is an</w:t>
+      </w:r>
+      <w:r>
+        <w:t xml:space="preserve"> </w:t>
+      </w:r>
+      <w:r>
+        <w:rPr>
+          <w:b/>
+          <w:bCs/>
+        </w:rPr>
+        <w:t xml:space="preserve">upper bound</w:t>
+      </w:r>
+      <w:r>
+        <w:t xml:space="preserve"> </w:t>
+      </w:r>
+      <w:r>
+        <w:t xml:space="preserve">for</w:t>
+      </w:r>
+      <w:r>
+        <w:t xml:space="preserve"> </w:t>
+      </w:r>
+      <m:oMath>
+        <m:r>
+          <m:t>A</m:t>
+        </m:r>
+      </m:oMath>
+      <w:r>
+        <w:t xml:space="preserve"> </w:t>
+      </w:r>
+      <w:r>
+        <w:t xml:space="preserve">if</w:t>
+      </w:r>
+      <w:r>
+        <w:t xml:space="preserve"> </w:t>
+      </w:r>
+      <m:oMath>
+        <m:r>
+          <m:t>a</m:t>
+        </m:r>
+        <m:r>
+          <m:rPr>
+            <m:sty m:val="p"/>
+          </m:rPr>
+          <m:t>≤</m:t>
+        </m:r>
+        <m:r>
+          <m:t>u</m:t>
+        </m:r>
+      </m:oMath>
+      <w:r>
+        <w:t xml:space="preserve"> </w:t>
+      </w:r>
+      <w:r>
+        <w:t xml:space="preserve">for all</w:t>
+      </w:r>
+      <w:r>
+        <w:t xml:space="preserve"> </w:t>
+      </w:r>
+      <m:oMath>
+        <m:r>
+          <m:t>a</m:t>
+        </m:r>
+        <m:r>
+          <m:rPr>
+            <m:sty m:val="p"/>
+          </m:rPr>
+          <m:t>∈</m:t>
+        </m:r>
+        <m:r>
+          <m:t>A</m:t>
+        </m:r>
+      </m:oMath>
+      <w:r>
+        <w:t xml:space="preserve">.</w:t>
+      </w:r>
+    </w:p>
+    <w:bookmarkEnd w:id="32"/>
+    <w:bookmarkStart w:id="33" w:name="def-lower-bound"/>
+    <w:p>
+      <w:pPr>
+        <w:pStyle w:val="BodyText"/>
+      </w:pPr>
+      <w:r>
+        <w:rPr>
+          <w:b/>
+          <w:bCs/>
+        </w:rPr>
+        <w:t xml:space="preserve">Definition 5 (Lower bound)</w:t>
+      </w:r>
+      <w:r>
+        <w:t xml:space="preserve"> </w:t>
+      </w:r>
+      <w:r>
+        <w:t xml:space="preserve">Let</w:t>
+      </w:r>
+      <w:r>
+        <w:t xml:space="preserve"> </w:t>
+      </w:r>
+      <m:oMath>
+        <m:r>
+          <m:t>A</m:t>
+        </m:r>
+        <m:r>
+          <m:rPr>
+            <m:sty m:val="p"/>
+          </m:rPr>
+          <m:t>⊆</m:t>
+        </m:r>
+        <m:r>
+          <m:rPr>
+            <m:scr m:val="double-struck"/>
+            <m:sty m:val="p"/>
+          </m:rPr>
+          <m:t>R</m:t>
+        </m:r>
+      </m:oMath>
+      <w:r>
+        <w:t xml:space="preserve">.</w:t>
+      </w:r>
+      <w:r>
+        <w:t xml:space="preserve"> </w:t>
+      </w:r>
+      <w:r>
+        <w:t xml:space="preserve">A real number</w:t>
+      </w:r>
+      <w:r>
+        <w:t xml:space="preserve"> </w:t>
+      </w:r>
+      <m:oMath>
+        <m:r>
+          <m:t>ℓ</m:t>
+        </m:r>
+      </m:oMath>
+      <w:r>
+        <w:t xml:space="preserve"> </w:t>
+      </w:r>
+      <w:r>
+        <w:t xml:space="preserve">is a</w:t>
+      </w:r>
+      <w:r>
+        <w:t xml:space="preserve"> </w:t>
+      </w:r>
+      <w:r>
+        <w:rPr>
+          <w:b/>
+          <w:bCs/>
+        </w:rPr>
+        <w:t xml:space="preserve">lower bound</w:t>
+      </w:r>
+      <w:r>
+        <w:t xml:space="preserve"> </w:t>
+      </w:r>
+      <w:r>
+        <w:t xml:space="preserve">for</w:t>
+      </w:r>
+      <w:r>
+        <w:t xml:space="preserve"> </w:t>
+      </w:r>
+      <m:oMath>
+        <m:r>
+          <m:t>A</m:t>
+        </m:r>
+      </m:oMath>
+      <w:r>
+        <w:t xml:space="preserve"> </w:t>
+      </w:r>
+      <w:r>
+        <w:t xml:space="preserve">if</w:t>
+      </w:r>
+      <w:r>
+        <w:t xml:space="preserve"> </w:t>
+      </w:r>
+      <m:oMath>
+        <m:r>
+          <m:t>ℓ</m:t>
+        </m:r>
+        <m:r>
+          <m:rPr>
+            <m:sty m:val="p"/>
+          </m:rPr>
+          <m:t>≤</m:t>
+        </m:r>
+        <m:r>
+          <m:t>a</m:t>
+        </m:r>
+      </m:oMath>
+      <w:r>
+        <w:t xml:space="preserve"> </w:t>
+      </w:r>
+      <w:r>
+        <w:t xml:space="preserve">for all</w:t>
+      </w:r>
+      <w:r>
+        <w:t xml:space="preserve"> </w:t>
+      </w:r>
+      <m:oMath>
+        <m:r>
+          <m:t>a</m:t>
+        </m:r>
+        <m:r>
+          <m:rPr>
+            <m:sty m:val="p"/>
+          </m:rPr>
+          <m:t>∈</m:t>
+        </m:r>
+        <m:r>
+          <m:t>A</m:t>
+        </m:r>
+      </m:oMath>
+      <w:r>
+        <w:t xml:space="preserve">.</w:t>
+      </w:r>
+    </w:p>
+    <w:bookmarkEnd w:id="33"/>
+    <w:bookmarkStart w:id="35" w:name="def-bounded-above"/>
+    <w:p>
+      <w:pPr>
+        <w:pStyle w:val="BodyText"/>
+      </w:pPr>
+      <w:r>
+        <w:rPr>
+          <w:b/>
+          <w:bCs/>
+        </w:rPr>
+        <w:t xml:space="preserve">Definition 6 (Bounded above)</w:t>
+      </w:r>
+      <w:r>
+        <w:t xml:space="preserve"> </w:t>
+      </w:r>
+      <w:r>
+        <w:t xml:space="preserve">A set</w:t>
+      </w:r>
+      <w:r>
+        <w:t xml:space="preserve"> </w:t>
+      </w:r>
+      <m:oMath>
+        <m:r>
+          <m:t>A</m:t>
+        </m:r>
+        <m:r>
+          <m:rPr>
+            <m:sty m:val="p"/>
+          </m:rPr>
+          <m:t>⊆</m:t>
+        </m:r>
+        <m:r>
+          <m:rPr>
+            <m:scr m:val="double-struck"/>
+            <m:sty m:val="p"/>
+          </m:rPr>
+          <m:t>R</m:t>
+        </m:r>
+      </m:oMath>
+      <w:r>
+        <w:t xml:space="preserve"> </w:t>
+      </w:r>
+      <w:r>
+        <w:t xml:space="preserve">is</w:t>
+      </w:r>
+      <w:r>
+        <w:t xml:space="preserve"> </w:t>
+      </w:r>
+      <w:r>
+        <w:rPr>
+          <w:b/>
+          <w:bCs/>
+        </w:rPr>
+        <w:t xml:space="preserve">bounded above</w:t>
+      </w:r>
+      <w:r>
+        <w:t xml:space="preserve"> </w:t>
+      </w:r>
+      <w:r>
+        <w:t xml:space="preserve">if it has an upper bound (</w:t>
+      </w:r>
+      <w:hyperlink w:anchor="def-upper-bound">
+        <w:r>
+          <w:rPr>
+            <w:rStyle w:val="Hyperlink"/>
+          </w:rPr>
+          <w:t xml:space="preserve">Definition 4</w:t>
+        </w:r>
+      </w:hyperlink>
+      <w:r>
+        <w:t xml:space="preserve">).</w:t>
+      </w:r>
+      <w:r>
+        <w:t xml:space="preserve"> </w:t>
+      </w:r>
+      <w:r>
+        <w:t xml:space="preserve">A real-valued</w:t>
+      </w:r>
+      <w:r>
+        <w:t xml:space="preserve"> </w:t>
+      </w:r>
+      <w:hyperlink r:id="rId14">
+        <w:r>
+          <w:rPr>
+            <w:rStyle w:val="Hyperlink"/>
+          </w:rPr>
+          <w:t xml:space="preserve">function</w:t>
+        </w:r>
+      </w:hyperlink>
+      <w:r>
+        <w:t xml:space="preserve"> </w:t>
+      </w:r>
+      <w:r>
+        <w:t xml:space="preserve">is</w:t>
+      </w:r>
+      <w:r>
+        <w:t xml:space="preserve"> </w:t>
+      </w:r>
+      <w:r>
+        <w:t xml:space="preserve">bounded above</w:t>
+      </w:r>
+      <w:r>
+        <w:t xml:space="preserve"> </w:t>
+      </w:r>
+      <w:r>
+        <w:t xml:space="preserve">if its</w:t>
+      </w:r>
+      <w:r>
+        <w:t xml:space="preserve"> </w:t>
+      </w:r>
+      <w:hyperlink r:id="rId34">
+        <w:r>
+          <w:rPr>
+            <w:rStyle w:val="Hyperlink"/>
+          </w:rPr>
+          <w:t xml:space="preserve">image</w:t>
+        </w:r>
+      </w:hyperlink>
+      <w:r>
+        <w:t xml:space="preserve"> </w:t>
+      </w:r>
+      <w:r>
+        <w:t xml:space="preserve">is.</w:t>
+      </w:r>
+    </w:p>
+    <w:bookmarkEnd w:id="35"/>
+    <w:bookmarkStart w:id="36" w:name="def-bounded-below"/>
+    <w:p>
+      <w:pPr>
+        <w:pStyle w:val="BodyText"/>
+      </w:pPr>
+      <w:r>
+        <w:rPr>
+          <w:b/>
+          <w:bCs/>
+        </w:rPr>
+        <w:t xml:space="preserve">Definition 7 (Bounded below)</w:t>
+      </w:r>
+      <w:r>
+        <w:t xml:space="preserve"> </w:t>
+      </w:r>
+      <w:r>
+        <w:t xml:space="preserve">A set</w:t>
+      </w:r>
+      <w:r>
+        <w:t xml:space="preserve"> </w:t>
+      </w:r>
+      <m:oMath>
+        <m:r>
+          <m:t>A</m:t>
+        </m:r>
+        <m:r>
+          <m:rPr>
+            <m:sty m:val="p"/>
+          </m:rPr>
+          <m:t>⊆</m:t>
+        </m:r>
+        <m:r>
+          <m:rPr>
+            <m:scr m:val="double-struck"/>
+            <m:sty m:val="p"/>
+          </m:rPr>
+          <m:t>R</m:t>
+        </m:r>
+      </m:oMath>
+      <w:r>
+        <w:t xml:space="preserve"> </w:t>
+      </w:r>
+      <w:r>
+        <w:t xml:space="preserve">is</w:t>
+      </w:r>
+      <w:r>
+        <w:t xml:space="preserve"> </w:t>
+      </w:r>
+      <w:r>
+        <w:rPr>
+          <w:b/>
+          <w:bCs/>
+        </w:rPr>
+        <w:t xml:space="preserve">bounded below</w:t>
+      </w:r>
+      <w:r>
+        <w:t xml:space="preserve"> </w:t>
+      </w:r>
+      <w:r>
+        <w:t xml:space="preserve">if it has a lower bound (</w:t>
+      </w:r>
+      <w:hyperlink w:anchor="def-lower-bound">
+        <w:r>
+          <w:rPr>
+            <w:rStyle w:val="Hyperlink"/>
+          </w:rPr>
+          <w:t xml:space="preserve">Definition 5</w:t>
+        </w:r>
+      </w:hyperlink>
+      <w:r>
+        <w:t xml:space="preserve">).</w:t>
+      </w:r>
+      <w:r>
+        <w:t xml:space="preserve"> </w:t>
+      </w:r>
+      <w:r>
+        <w:t xml:space="preserve">A real-valued</w:t>
+      </w:r>
+      <w:r>
+        <w:t xml:space="preserve"> </w:t>
+      </w:r>
+      <w:hyperlink r:id="rId14">
+        <w:r>
+          <w:rPr>
+            <w:rStyle w:val="Hyperlink"/>
+          </w:rPr>
+          <w:t xml:space="preserve">function</w:t>
+        </w:r>
+      </w:hyperlink>
+      <w:r>
+        <w:t xml:space="preserve"> </w:t>
+      </w:r>
+      <w:r>
+        <w:t xml:space="preserve">is</w:t>
+      </w:r>
+      <w:r>
+        <w:t xml:space="preserve"> </w:t>
+      </w:r>
+      <w:r>
+        <w:t xml:space="preserve">bounded below</w:t>
+      </w:r>
+      <w:r>
+        <w:t xml:space="preserve"> </w:t>
+      </w:r>
+      <w:r>
+        <w:t xml:space="preserve">if its</w:t>
+      </w:r>
+      <w:r>
+        <w:t xml:space="preserve"> </w:t>
+      </w:r>
+      <w:hyperlink r:id="rId34">
+        <w:r>
+          <w:rPr>
+            <w:rStyle w:val="Hyperlink"/>
+          </w:rPr>
+          <w:t xml:space="preserve">image</w:t>
+        </w:r>
+      </w:hyperlink>
+      <w:r>
+        <w:t xml:space="preserve"> </w:t>
+      </w:r>
+      <w:r>
+        <w:t xml:space="preserve">is.</w:t>
+      </w:r>
+    </w:p>
+    <w:bookmarkEnd w:id="36"/>
+    <w:bookmarkStart w:id="37" w:name="def-bounded"/>
+    <w:p>
+      <w:pPr>
+        <w:pStyle w:val="BodyText"/>
+      </w:pPr>
+      <w:r>
+        <w:rPr>
+          <w:b/>
+          <w:bCs/>
+        </w:rPr>
+        <w:t xml:space="preserve">Definition 8 (Bounded)</w:t>
+      </w:r>
+      <w:r>
+        <w:t xml:space="preserve"> </w:t>
+      </w:r>
+      <w:r>
+        <w:t xml:space="preserve">A set</w:t>
+      </w:r>
+      <w:r>
+        <w:t xml:space="preserve"> </w:t>
+      </w:r>
+      <m:oMath>
+        <m:r>
+          <m:t>A</m:t>
+        </m:r>
+        <m:r>
+          <m:rPr>
+            <m:sty m:val="p"/>
+          </m:rPr>
+          <m:t>⊆</m:t>
+        </m:r>
+        <m:r>
+          <m:rPr>
+            <m:scr m:val="double-struck"/>
+            <m:sty m:val="p"/>
+          </m:rPr>
+          <m:t>R</m:t>
+        </m:r>
+      </m:oMath>
+      <w:r>
+        <w:t xml:space="preserve"> </w:t>
+      </w:r>
+      <w:r>
+        <w:t xml:space="preserve">is</w:t>
+      </w:r>
+      <w:r>
+        <w:t xml:space="preserve"> </w:t>
+      </w:r>
+      <w:r>
+        <w:rPr>
+          <w:b/>
+          <w:bCs/>
+        </w:rPr>
+        <w:t xml:space="preserve">bounded</w:t>
+      </w:r>
+      <w:r>
+        <w:t xml:space="preserve"> </w:t>
+      </w:r>
+      <w:r>
+        <w:t xml:space="preserve">if it is both bounded above (</w:t>
+      </w:r>
+      <w:hyperlink w:anchor="def-bounded-above">
+        <w:r>
+          <w:rPr>
+            <w:rStyle w:val="Hyperlink"/>
+          </w:rPr>
+          <w:t xml:space="preserve">Definition 6</w:t>
+        </w:r>
+      </w:hyperlink>
+      <w:r>
+        <w:t xml:space="preserve">) and bounded below (</w:t>
+      </w:r>
+      <w:hyperlink w:anchor="def-bounded-below">
+        <w:r>
+          <w:rPr>
+            <w:rStyle w:val="Hyperlink"/>
+          </w:rPr>
+          <w:t xml:space="preserve">Definition 7</w:t>
+        </w:r>
+      </w:hyperlink>
+      <w:r>
+        <w:t xml:space="preserve">).</w:t>
+      </w:r>
+      <w:r>
+        <w:t xml:space="preserve"> </w:t>
+      </w:r>
+      <w:r>
+        <w:t xml:space="preserve">A real-valued</w:t>
+      </w:r>
+      <w:r>
+        <w:t xml:space="preserve"> </w:t>
+      </w:r>
+      <w:hyperlink r:id="rId14">
+        <w:r>
+          <w:rPr>
+            <w:rStyle w:val="Hyperlink"/>
+          </w:rPr>
+          <w:t xml:space="preserve">function</w:t>
+        </w:r>
+      </w:hyperlink>
+      <w:r>
+        <w:t xml:space="preserve"> </w:t>
+      </w:r>
+      <w:r>
+        <w:t xml:space="preserve">is</w:t>
+      </w:r>
+      <w:r>
+        <w:t xml:space="preserve"> </w:t>
+      </w:r>
+      <w:r>
+        <w:t xml:space="preserve">bounded</w:t>
+      </w:r>
+      <w:r>
+        <w:t xml:space="preserve"> </w:t>
+      </w:r>
+      <w:r>
+        <w:t xml:space="preserve">if its</w:t>
+      </w:r>
+      <w:r>
+        <w:t xml:space="preserve"> </w:t>
+      </w:r>
+      <w:hyperlink r:id="rId34">
+        <w:r>
+          <w:rPr>
+            <w:rStyle w:val="Hyperlink"/>
+          </w:rPr>
+          <w:t xml:space="preserve">image</w:t>
+        </w:r>
+      </w:hyperlink>
+      <w:r>
+        <w:t xml:space="preserve"> </w:t>
+      </w:r>
+      <w:r>
+        <w:t xml:space="preserve">is.</w:t>
+      </w:r>
+    </w:p>
+    <w:bookmarkEnd w:id="37"/>
+    <w:bookmarkStart w:id="38" w:name="exm-bounded"/>
+    <w:p>
+      <w:pPr>
+        <w:pStyle w:val="BodyText"/>
+      </w:pPr>
+      <w:r>
+        <w:rPr>
+          <w:b/>
+          <w:bCs/>
+        </w:rPr>
+        <w:t xml:space="preserve">Example 6 (Bounded and unbounded sets)</w:t>
+      </w:r>
+      <w:r>
+        <w:t xml:space="preserve"> </w:t>
+      </w:r>
+      <w:r>
+        <w:t xml:space="preserve"> </w:t>
       </w:r>
     </w:p>
     <w:p>
@@ -10554,37 +11193,7 @@
         </w:numPr>
       </w:pPr>
       <w:r>
-        <w:t xml:space="preserve">A real number</w:t>
-      </w:r>
-      <w:r>
-        <w:t xml:space="preserve"> </w:t>
-      </w:r>
-      <m:oMath>
-        <m:r>
-          <m:t>u</m:t>
-        </m:r>
-      </m:oMath>
-      <w:r>
-        <w:t xml:space="preserve"> </w:t>
-      </w:r>
-      <w:r>
-        <w:t xml:space="preserve">is an</w:t>
-      </w:r>
-      <w:r>
-        <w:t xml:space="preserve"> </w:t>
-      </w:r>
-      <w:r>
-        <w:rPr>
-          <w:b/>
-          <w:bCs/>
-        </w:rPr>
-        <w:t xml:space="preserve">upper bound</w:t>
-      </w:r>
-      <w:r>
-        <w:t xml:space="preserve"> </w:t>
-      </w:r>
-      <w:r>
-        <w:t xml:space="preserve">for</w:t>
+        <w:t xml:space="preserve">For</w:t>
       </w:r>
       <w:r>
         <w:t xml:space="preserve"> </w:t>
@@ -10593,42 +11202,156 @@
         <m:r>
           <m:t>A</m:t>
         </m:r>
-      </m:oMath>
-      <w:r>
-        <w:t xml:space="preserve"> </w:t>
-      </w:r>
-      <w:r>
-        <w:t xml:space="preserve">if</w:t>
-      </w:r>
-      <w:r>
-        <w:t xml:space="preserve"> </w:t>
-      </w:r>
-      <m:oMath>
-        <m:r>
-          <m:t>a</m:t>
-        </m:r>
-        <m:r>
-          <m:rPr>
-            <m:sty m:val="p"/>
-          </m:rPr>
-          <m:t>≤</m:t>
-        </m:r>
-        <m:r>
-          <m:t>u</m:t>
-        </m:r>
-      </m:oMath>
-      <w:r>
-        <w:t xml:space="preserve"> </w:t>
-      </w:r>
-      <w:r>
-        <w:t xml:space="preserve">for all</w:t>
-      </w:r>
-      <w:r>
-        <w:t xml:space="preserve"> </w:t>
-      </w:r>
-      <m:oMath>
-        <m:r>
-          <m:t>a</m:t>
+        <m:r>
+          <m:rPr>
+            <m:sty m:val="p"/>
+          </m:rPr>
+          <m:t>=</m:t>
+        </m:r>
+        <m:r>
+          <m:rPr>
+            <m:sty m:val="p"/>
+          </m:rPr>
+          <m:t>(</m:t>
+        </m:r>
+        <m:r>
+          <m:t>0</m:t>
+        </m:r>
+        <m:r>
+          <m:rPr>
+            <m:sty m:val="p"/>
+          </m:rPr>
+          <m:t>,</m:t>
+        </m:r>
+        <m:r>
+          <m:t>1</m:t>
+        </m:r>
+        <m:r>
+          <m:rPr>
+            <m:sty m:val="p"/>
+          </m:rPr>
+          <m:t>]</m:t>
+        </m:r>
+      </m:oMath>
+      <w:r>
+        <w:t xml:space="preserve">,</w:t>
+      </w:r>
+      <w:r>
+        <w:t xml:space="preserve"> </w:t>
+      </w:r>
+      <m:oMath>
+        <m:r>
+          <m:t>1</m:t>
+        </m:r>
+      </m:oMath>
+      <w:r>
+        <w:t xml:space="preserve">,</w:t>
+      </w:r>
+      <w:r>
+        <w:t xml:space="preserve"> </w:t>
+      </w:r>
+      <m:oMath>
+        <m:r>
+          <m:t>2</m:t>
+        </m:r>
+      </m:oMath>
+      <w:r>
+        <w:t xml:space="preserve">, and</w:t>
+      </w:r>
+      <w:r>
+        <w:t xml:space="preserve"> </w:t>
+      </w:r>
+      <m:oMath>
+        <m:r>
+          <m:t>100</m:t>
+        </m:r>
+      </m:oMath>
+      <w:r>
+        <w:t xml:space="preserve"> </w:t>
+      </w:r>
+      <w:r>
+        <w:t xml:space="preserve">are upper bounds,</w:t>
+      </w:r>
+      <w:r>
+        <w:t xml:space="preserve"> </w:t>
+      </w:r>
+      <w:r>
+        <w:t xml:space="preserve">and</w:t>
+      </w:r>
+      <w:r>
+        <w:t xml:space="preserve"> </w:t>
+      </w:r>
+      <m:oMath>
+        <m:r>
+          <m:t>0</m:t>
+        </m:r>
+      </m:oMath>
+      <w:r>
+        <w:t xml:space="preserve"> </w:t>
+      </w:r>
+      <w:r>
+        <w:t xml:space="preserve">and</w:t>
+      </w:r>
+      <w:r>
+        <w:t xml:space="preserve"> </w:t>
+      </w:r>
+      <m:oMath>
+        <m:r>
+          <m:rPr>
+            <m:sty m:val="p"/>
+          </m:rPr>
+          <m:t>−</m:t>
+        </m:r>
+        <m:r>
+          <m:t>5</m:t>
+        </m:r>
+      </m:oMath>
+      <w:r>
+        <w:t xml:space="preserve"> </w:t>
+      </w:r>
+      <w:r>
+        <w:t xml:space="preserve">are lower bounds,</w:t>
+      </w:r>
+      <w:r>
+        <w:t xml:space="preserve"> </w:t>
+      </w:r>
+      <w:r>
+        <w:t xml:space="preserve">so</w:t>
+      </w:r>
+      <w:r>
+        <w:t xml:space="preserve"> </w:t>
+      </w:r>
+      <m:oMath>
+        <m:r>
+          <m:t>A</m:t>
+        </m:r>
+      </m:oMath>
+      <w:r>
+        <w:t xml:space="preserve"> </w:t>
+      </w:r>
+      <w:r>
+        <w:t xml:space="preserve">is bounded.</w:t>
+      </w:r>
+      <w:r>
+        <w:t xml:space="preserve"> </w:t>
+      </w:r>
+      <m:oMath>
+        <m:r>
+          <m:t>0.5</m:t>
+        </m:r>
+      </m:oMath>
+      <w:r>
+        <w:t xml:space="preserve"> </w:t>
+      </w:r>
+      <w:r>
+        <w:t xml:space="preserve">is not an upper bound, because</w:t>
+      </w:r>
+      <w:r>
+        <w:t xml:space="preserve"> </w:t>
+      </w:r>
+      <m:oMath>
+        <m:r>
+          <m:t>0.6</m:t>
         </m:r>
         <m:r>
           <m:rPr>
@@ -10638,6 +11361,29 @@
         </m:r>
         <m:r>
           <m:t>A</m:t>
+        </m:r>
+      </m:oMath>
+      <w:r>
+        <w:t xml:space="preserve"> </w:t>
+      </w:r>
+      <w:r>
+        <w:t xml:space="preserve">and</w:t>
+      </w:r>
+      <w:r>
+        <w:t xml:space="preserve"> </w:t>
+      </w:r>
+      <m:oMath>
+        <m:r>
+          <m:t>0.6</m:t>
+        </m:r>
+        <m:r>
+          <m:rPr>
+            <m:sty m:val="p"/>
+          </m:rPr>
+          <m:t>&gt;</m:t>
+        </m:r>
+        <m:r>
+          <m:t>0.5</m:t>
         </m:r>
       </m:oMath>
       <w:r>
@@ -10653,37 +11399,168 @@
         </w:numPr>
       </w:pPr>
       <w:r>
-        <w:t xml:space="preserve">A real number</w:t>
-      </w:r>
-      <w:r>
-        <w:t xml:space="preserve"> </w:t>
-      </w:r>
-      <m:oMath>
-        <m:r>
-          <m:t>ℓ</m:t>
-        </m:r>
-      </m:oMath>
-      <w:r>
-        <w:t xml:space="preserve"> </w:t>
-      </w:r>
-      <w:r>
-        <w:t xml:space="preserve">is a</w:t>
-      </w:r>
-      <w:r>
-        <w:t xml:space="preserve"> </w:t>
-      </w:r>
+        <w:t xml:space="preserve">The natural numbers</w:t>
+      </w:r>
+      <w:r>
+        <w:t xml:space="preserve"> </w:t>
+      </w:r>
+      <m:oMath>
+        <m:r>
+          <m:rPr>
+            <m:scr m:val="double-struck"/>
+            <m:sty m:val="p"/>
+          </m:rPr>
+          <m:t>N</m:t>
+        </m:r>
+        <m:r>
+          <m:rPr>
+            <m:sty m:val="p"/>
+          </m:rPr>
+          <m:t>=</m:t>
+        </m:r>
+        <m:r>
+          <m:t>​</m:t>
+        </m:r>
+        <m:d>
+          <m:dPr>
+            <m:begChr m:val="{"/>
+            <m:sepChr m:val=""/>
+            <m:endChr m:val="}"/>
+            <m:grow/>
+          </m:dPr>
+          <m:e>
+            <m:r>
+              <m:t>1</m:t>
+            </m:r>
+            <m:r>
+              <m:rPr>
+                <m:sty m:val="p"/>
+              </m:rPr>
+              <m:t>,</m:t>
+            </m:r>
+            <m:r>
+              <m:t>2</m:t>
+            </m:r>
+            <m:r>
+              <m:rPr>
+                <m:sty m:val="p"/>
+              </m:rPr>
+              <m:t>,</m:t>
+            </m:r>
+            <m:r>
+              <m:t>3</m:t>
+            </m:r>
+            <m:r>
+              <m:rPr>
+                <m:sty m:val="p"/>
+              </m:rPr>
+              <m:t>,</m:t>
+            </m:r>
+            <m:r>
+              <m:rPr>
+                <m:sty m:val="p"/>
+              </m:rPr>
+              <m:t>…</m:t>
+            </m:r>
+          </m:e>
+        </m:d>
+        <m:r>
+          <m:t>​</m:t>
+        </m:r>
+      </m:oMath>
+      <w:r>
+        <w:t xml:space="preserve"> </w:t>
+      </w:r>
+      <w:r>
+        <w:t xml:space="preserve">are bounded below, by</w:t>
+      </w:r>
+      <w:r>
+        <w:t xml:space="preserve"> </w:t>
+      </w:r>
+      <m:oMath>
+        <m:r>
+          <m:t>1</m:t>
+        </m:r>
+      </m:oMath>
+      <w:r>
+        <w:t xml:space="preserve">,</w:t>
+      </w:r>
+      <w:r>
+        <w:t xml:space="preserve"> </w:t>
+      </w:r>
+      <w:r>
+        <w:t xml:space="preserve">but not bounded above:</w:t>
+      </w:r>
+      <w:r>
+        <w:t xml:space="preserve"> </w:t>
+      </w:r>
+      <w:r>
+        <w:t xml:space="preserve">for any real number</w:t>
+      </w:r>
+      <w:r>
+        <w:t xml:space="preserve"> </w:t>
+      </w:r>
+      <m:oMath>
+        <m:r>
+          <m:t>u</m:t>
+        </m:r>
+      </m:oMath>
+      <w:r>
+        <w:t xml:space="preserve">, some natural number</w:t>
+      </w:r>
+      <w:r>
+        <w:t xml:space="preserve"> </w:t>
+      </w:r>
+      <m:oMath>
+        <m:r>
+          <m:t>n</m:t>
+        </m:r>
+      </m:oMath>
+      <w:r>
+        <w:t xml:space="preserve"> </w:t>
+      </w:r>
+      <w:r>
+        <w:t xml:space="preserve">satisfies</w:t>
+      </w:r>
+      <w:r>
+        <w:t xml:space="preserve"> </w:t>
+      </w:r>
+      <m:oMath>
+        <m:r>
+          <m:t>n</m:t>
+        </m:r>
+        <m:r>
+          <m:rPr>
+            <m:sty m:val="p"/>
+          </m:rPr>
+          <m:t>&gt;</m:t>
+        </m:r>
+        <m:r>
+          <m:t>u</m:t>
+        </m:r>
+      </m:oMath>
+      <w:r>
+        <w:t xml:space="preserve">.</w:t>
+      </w:r>
+    </w:p>
+    <w:bookmarkEnd w:id="38"/>
+    <w:bookmarkStart w:id="41" w:name="thm-completeness"/>
+    <w:p>
+      <w:pPr>
+        <w:pStyle w:val="FirstParagraph"/>
+      </w:pPr>
       <w:r>
         <w:rPr>
           <w:b/>
           <w:bCs/>
         </w:rPr>
-        <w:t xml:space="preserve">lower bound</w:t>
-      </w:r>
-      <w:r>
-        <w:t xml:space="preserve"> </w:t>
-      </w:r>
-      <w:r>
-        <w:t xml:space="preserve">for</w:t>
+        <w:t xml:space="preserve">Theorem 3 (Completeness of the real numbers)</w:t>
+      </w:r>
+      <w:r>
+        <w:t xml:space="preserve"> </w:t>
+      </w:r>
+      <w:r>
+        <w:t xml:space="preserve">Let</w:t>
       </w:r>
       <w:r>
         <w:t xml:space="preserve"> </w:t>
@@ -10692,197 +11569,25 @@
         <m:r>
           <m:t>A</m:t>
         </m:r>
-      </m:oMath>
-      <w:r>
-        <w:t xml:space="preserve"> </w:t>
-      </w:r>
-      <w:r>
-        <w:t xml:space="preserve">if</w:t>
-      </w:r>
-      <w:r>
-        <w:t xml:space="preserve"> </w:t>
-      </w:r>
-      <m:oMath>
-        <m:r>
-          <m:t>ℓ</m:t>
-        </m:r>
-        <m:r>
-          <m:rPr>
-            <m:sty m:val="p"/>
-          </m:rPr>
-          <m:t>≤</m:t>
-        </m:r>
-        <m:r>
-          <m:t>a</m:t>
-        </m:r>
-      </m:oMath>
-      <w:r>
-        <w:t xml:space="preserve"> </w:t>
-      </w:r>
-      <w:r>
-        <w:t xml:space="preserve">for all</w:t>
-      </w:r>
-      <w:r>
-        <w:t xml:space="preserve"> </w:t>
-      </w:r>
-      <m:oMath>
-        <m:r>
-          <m:t>a</m:t>
-        </m:r>
-        <m:r>
-          <m:rPr>
-            <m:sty m:val="p"/>
-          </m:rPr>
-          <m:t>∈</m:t>
-        </m:r>
-        <m:r>
-          <m:t>A</m:t>
-        </m:r>
-      </m:oMath>
-      <w:r>
-        <w:t xml:space="preserve">.</w:t>
-      </w:r>
-    </w:p>
-    <w:p>
-      <w:pPr>
-        <w:pStyle w:val="FirstParagraph"/>
-      </w:pPr>
-      <m:oMath>
-        <m:r>
-          <m:t>A</m:t>
-        </m:r>
-      </m:oMath>
-      <w:r>
-        <w:t xml:space="preserve"> </w:t>
-      </w:r>
-      <w:r>
-        <w:t xml:space="preserve">is</w:t>
-      </w:r>
-      <w:r>
-        <w:t xml:space="preserve"> </w:t>
-      </w:r>
-      <w:r>
-        <w:rPr>
-          <w:b/>
-          <w:bCs/>
-        </w:rPr>
-        <w:t xml:space="preserve">bounded above</w:t>
-      </w:r>
-      <w:r>
-        <w:t xml:space="preserve"> </w:t>
-      </w:r>
-      <w:r>
-        <w:t xml:space="preserve">if it has an upper bound,</w:t>
-      </w:r>
-      <w:r>
-        <w:t xml:space="preserve"> </w:t>
-      </w:r>
-      <w:r>
-        <w:rPr>
-          <w:b/>
-          <w:bCs/>
-        </w:rPr>
-        <w:t xml:space="preserve">bounded below</w:t>
-      </w:r>
-      <w:r>
-        <w:t xml:space="preserve"> </w:t>
-      </w:r>
-      <w:r>
-        <w:t xml:space="preserve">if it has a lower bound,</w:t>
-      </w:r>
-      <w:r>
-        <w:t xml:space="preserve"> </w:t>
-      </w:r>
-      <w:r>
-        <w:t xml:space="preserve">and</w:t>
-      </w:r>
-      <w:r>
-        <w:t xml:space="preserve"> </w:t>
-      </w:r>
-      <w:r>
-        <w:rPr>
-          <w:b/>
-          <w:bCs/>
-        </w:rPr>
-        <w:t xml:space="preserve">bounded</w:t>
-      </w:r>
-      <w:r>
-        <w:t xml:space="preserve"> </w:t>
-      </w:r>
-      <w:r>
-        <w:t xml:space="preserve">if it is both bounded above and bounded below.</w:t>
-      </w:r>
-      <w:r>
-        <w:t xml:space="preserve"> </w:t>
-      </w:r>
-      <w:r>
-        <w:t xml:space="preserve">A real-valued</w:t>
-      </w:r>
-      <w:r>
-        <w:t xml:space="preserve"> </w:t>
-      </w:r>
-      <w:hyperlink r:id="rId14">
-        <w:r>
-          <w:rPr>
-            <w:rStyle w:val="Hyperlink"/>
-          </w:rPr>
-          <w:t xml:space="preserve">function</w:t>
-        </w:r>
-      </w:hyperlink>
-      <w:r>
-        <w:t xml:space="preserve"> </w:t>
-      </w:r>
-      <w:r>
-        <w:t xml:space="preserve">is</w:t>
-      </w:r>
-      <w:r>
-        <w:t xml:space="preserve"> </w:t>
-      </w:r>
-      <w:r>
-        <w:t xml:space="preserve">bounded above, bounded below, or bounded</w:t>
-      </w:r>
-      <w:r>
-        <w:t xml:space="preserve"> </w:t>
-      </w:r>
-      <w:r>
-        <w:t xml:space="preserve">if its</w:t>
-      </w:r>
-      <w:r>
-        <w:t xml:space="preserve"> </w:t>
-      </w:r>
-      <w:hyperlink r:id="rId32">
-        <w:r>
-          <w:rPr>
-            <w:rStyle w:val="Hyperlink"/>
-          </w:rPr>
-          <w:t xml:space="preserve">image</w:t>
-        </w:r>
-      </w:hyperlink>
-      <w:r>
-        <w:t xml:space="preserve"> </w:t>
-      </w:r>
-      <w:r>
-        <w:t xml:space="preserve">is.</w:t>
-      </w:r>
-    </w:p>
-    <w:bookmarkEnd w:id="33"/>
-    <w:bookmarkStart w:id="34" w:name="exm-bounded"/>
-    <w:p>
-      <w:pPr>
-        <w:pStyle w:val="BodyText"/>
-      </w:pPr>
-      <w:r>
-        <w:rPr>
-          <w:b/>
-          <w:bCs/>
-        </w:rPr>
-        <w:t xml:space="preserve">Example 6 (Bounded and unbounded sets)</w:t>
-      </w:r>
-      <w:r>
-        <w:t xml:space="preserve"> </w:t>
-      </w:r>
-      <w:r>
-        <w:t xml:space="preserve"> </w:t>
+        <m:r>
+          <m:rPr>
+            <m:sty m:val="p"/>
+          </m:rPr>
+          <m:t>⊆</m:t>
+        </m:r>
+        <m:r>
+          <m:rPr>
+            <m:scr m:val="double-struck"/>
+            <m:sty m:val="p"/>
+          </m:rPr>
+          <m:t>R</m:t>
+        </m:r>
+      </m:oMath>
+      <w:r>
+        <w:t xml:space="preserve"> </w:t>
+      </w:r>
+      <w:r>
+        <w:t xml:space="preserve">be nonempty.</w:t>
       </w:r>
     </w:p>
     <w:p>
@@ -10894,7 +11599,7 @@
         </w:numPr>
       </w:pPr>
       <w:r>
-        <w:t xml:space="preserve">For</w:t>
+        <w:t xml:space="preserve">If</w:t>
       </w:r>
       <w:r>
         <w:t xml:space="preserve"> </w:t>
@@ -10903,121 +11608,32 @@
         <m:r>
           <m:t>A</m:t>
         </m:r>
-        <m:r>
-          <m:rPr>
-            <m:sty m:val="p"/>
-          </m:rPr>
-          <m:t>=</m:t>
-        </m:r>
-        <m:r>
-          <m:rPr>
-            <m:sty m:val="p"/>
-          </m:rPr>
-          <m:t>(</m:t>
-        </m:r>
-        <m:r>
-          <m:t>0</m:t>
-        </m:r>
-        <m:r>
-          <m:rPr>
-            <m:sty m:val="p"/>
-          </m:rPr>
-          <m:t>,</m:t>
-        </m:r>
-        <m:r>
-          <m:t>1</m:t>
-        </m:r>
-        <m:r>
-          <m:rPr>
-            <m:sty m:val="p"/>
-          </m:rPr>
-          <m:t>]</m:t>
-        </m:r>
-      </m:oMath>
+      </m:oMath>
+      <w:r>
+        <w:t xml:space="preserve"> </w:t>
+      </w:r>
+      <w:r>
+        <w:t xml:space="preserve">is</w:t>
+      </w:r>
+      <w:r>
+        <w:t xml:space="preserve"> </w:t>
+      </w:r>
+      <w:hyperlink w:anchor="def-bounded-above">
+        <w:r>
+          <w:rPr>
+            <w:rStyle w:val="Hyperlink"/>
+          </w:rPr>
+          <w:t xml:space="preserve">bounded above</w:t>
+        </w:r>
+      </w:hyperlink>
       <w:r>
         <w:t xml:space="preserve">,</w:t>
       </w:r>
       <w:r>
         <w:t xml:space="preserve"> </w:t>
       </w:r>
-      <m:oMath>
-        <m:r>
-          <m:t>1</m:t>
-        </m:r>
-      </m:oMath>
-      <w:r>
-        <w:t xml:space="preserve">,</w:t>
-      </w:r>
-      <w:r>
-        <w:t xml:space="preserve"> </w:t>
-      </w:r>
-      <m:oMath>
-        <m:r>
-          <m:t>2</m:t>
-        </m:r>
-      </m:oMath>
-      <w:r>
-        <w:t xml:space="preserve">, and</w:t>
-      </w:r>
-      <w:r>
-        <w:t xml:space="preserve"> </w:t>
-      </w:r>
-      <m:oMath>
-        <m:r>
-          <m:t>100</m:t>
-        </m:r>
-      </m:oMath>
-      <w:r>
-        <w:t xml:space="preserve"> </w:t>
-      </w:r>
-      <w:r>
-        <w:t xml:space="preserve">are upper bounds,</w:t>
-      </w:r>
-      <w:r>
-        <w:t xml:space="preserve"> </w:t>
-      </w:r>
-      <w:r>
-        <w:t xml:space="preserve">and</w:t>
-      </w:r>
-      <w:r>
-        <w:t xml:space="preserve"> </w:t>
-      </w:r>
-      <m:oMath>
-        <m:r>
-          <m:t>0</m:t>
-        </m:r>
-      </m:oMath>
-      <w:r>
-        <w:t xml:space="preserve"> </w:t>
-      </w:r>
-      <w:r>
-        <w:t xml:space="preserve">and</w:t>
-      </w:r>
-      <w:r>
-        <w:t xml:space="preserve"> </w:t>
-      </w:r>
-      <m:oMath>
-        <m:r>
-          <m:rPr>
-            <m:sty m:val="p"/>
-          </m:rPr>
-          <m:t>−</m:t>
-        </m:r>
-        <m:r>
-          <m:t>5</m:t>
-        </m:r>
-      </m:oMath>
-      <w:r>
-        <w:t xml:space="preserve"> </w:t>
-      </w:r>
-      <w:r>
-        <w:t xml:space="preserve">are lower bounds,</w:t>
-      </w:r>
-      <w:r>
-        <w:t xml:space="preserve"> </w:t>
-      </w:r>
-      <w:r>
-        <w:t xml:space="preserve">so</w:t>
+      <w:r>
+        <w:t xml:space="preserve">the set of upper bounds of</w:t>
       </w:r>
       <w:r>
         <w:t xml:space="preserve"> </w:t>
@@ -11031,62 +11647,19 @@
         <w:t xml:space="preserve"> </w:t>
       </w:r>
       <w:r>
-        <w:t xml:space="preserve">is bounded.</w:t>
-      </w:r>
-      <w:r>
-        <w:t xml:space="preserve"> </w:t>
-      </w:r>
-      <m:oMath>
-        <m:r>
-          <m:t>0.5</m:t>
-        </m:r>
-      </m:oMath>
-      <w:r>
-        <w:t xml:space="preserve"> </w:t>
-      </w:r>
-      <w:r>
-        <w:t xml:space="preserve">is not an upper bound, because</w:t>
-      </w:r>
-      <w:r>
-        <w:t xml:space="preserve"> </w:t>
-      </w:r>
-      <m:oMath>
-        <m:r>
-          <m:t>0.6</m:t>
-        </m:r>
-        <m:r>
-          <m:rPr>
-            <m:sty m:val="p"/>
-          </m:rPr>
-          <m:t>∈</m:t>
-        </m:r>
-        <m:r>
-          <m:t>A</m:t>
-        </m:r>
-      </m:oMath>
-      <w:r>
-        <w:t xml:space="preserve"> </w:t>
-      </w:r>
-      <w:r>
-        <w:t xml:space="preserve">and</w:t>
-      </w:r>
-      <w:r>
-        <w:t xml:space="preserve"> </w:t>
-      </w:r>
-      <m:oMath>
-        <m:r>
-          <m:t>0.6</m:t>
-        </m:r>
-        <m:r>
-          <m:rPr>
-            <m:sty m:val="p"/>
-          </m:rPr>
-          <m:t>&gt;</m:t>
-        </m:r>
-        <m:r>
-          <m:t>0.5</m:t>
-        </m:r>
-      </m:oMath>
+        <w:t xml:space="preserve">has a</w:t>
+      </w:r>
+      <w:r>
+        <w:t xml:space="preserve"> </w:t>
+      </w:r>
+      <w:hyperlink r:id="rId39">
+        <w:r>
+          <w:rPr>
+            <w:rStyle w:val="Hyperlink"/>
+          </w:rPr>
+          <w:t xml:space="preserve">minimum</w:t>
+        </w:r>
+      </w:hyperlink>
       <w:r>
         <w:t xml:space="preserve">.</w:t>
       </w:r>
@@ -11100,7 +11673,74 @@
         </w:numPr>
       </w:pPr>
       <w:r>
-        <w:t xml:space="preserve">The natural numbers</w:t>
+        <w:t xml:space="preserve">If</w:t>
+      </w:r>
+      <w:r>
+        <w:t xml:space="preserve"> </w:t>
+      </w:r>
+      <m:oMath>
+        <m:r>
+          <m:t>A</m:t>
+        </m:r>
+      </m:oMath>
+      <w:r>
+        <w:t xml:space="preserve"> </w:t>
+      </w:r>
+      <w:r>
+        <w:t xml:space="preserve">is bounded below,</w:t>
+      </w:r>
+      <w:r>
+        <w:t xml:space="preserve"> </w:t>
+      </w:r>
+      <w:r>
+        <w:t xml:space="preserve">the set of lower bounds of</w:t>
+      </w:r>
+      <w:r>
+        <w:t xml:space="preserve"> </w:t>
+      </w:r>
+      <m:oMath>
+        <m:r>
+          <m:t>A</m:t>
+        </m:r>
+      </m:oMath>
+      <w:r>
+        <w:t xml:space="preserve"> </w:t>
+      </w:r>
+      <w:r>
+        <w:t xml:space="preserve">has a</w:t>
+      </w:r>
+      <w:r>
+        <w:t xml:space="preserve"> </w:t>
+      </w:r>
+      <w:hyperlink r:id="rId40">
+        <w:r>
+          <w:rPr>
+            <w:rStyle w:val="Hyperlink"/>
+          </w:rPr>
+          <w:t xml:space="preserve">maximum</w:t>
+        </w:r>
+      </w:hyperlink>
+      <w:r>
+        <w:t xml:space="preserve">.</w:t>
+      </w:r>
+    </w:p>
+    <w:bookmarkEnd w:id="41"/>
+    <w:p>
+      <w:pPr>
+        <w:pStyle w:val="FirstParagraph"/>
+      </w:pPr>
+      <w:r>
+        <w:rPr>
+          <w:i/>
+          <w:iCs/>
+        </w:rPr>
+        <w:t xml:space="preserve">Proof</w:t>
+      </w:r>
+      <w:r>
+        <w:t xml:space="preserve">. </w:t>
+      </w:r>
+      <w:r>
+        <w:t xml:space="preserve">The first statement is the least-upper-bound property of</w:t>
       </w:r>
       <w:r>
         <w:t xml:space="preserve"> </w:t>
@@ -11111,7 +11751,36 @@
             <m:scr m:val="double-struck"/>
             <m:sty m:val="p"/>
           </m:rPr>
-          <m:t>N</m:t>
+          <m:t>R</m:t>
+        </m:r>
+      </m:oMath>
+      <w:r>
+        <w:t xml:space="preserve"> </w:t>
+      </w:r>
+      <w:r>
+        <w:t xml:space="preserve">(Rudin 1976, Definition 1.8, p. 4, and Theorem 1.19, p. 8)</w:t>
+      </w:r>
+      <w:r>
+        <w:t xml:space="preserve">.</w:t>
+      </w:r>
+      <w:r>
+        <w:t xml:space="preserve"> </w:t>
+      </w:r>
+      <w:r>
+        <w:t xml:space="preserve">For the second, let</w:t>
+      </w:r>
+      <w:r>
+        <w:t xml:space="preserve"> </w:t>
+      </w:r>
+      <m:oMath>
+        <m:r>
+          <m:rPr>
+            <m:sty m:val="p"/>
+          </m:rPr>
+          <m:t>−</m:t>
+        </m:r>
+        <m:r>
+          <m:t>A</m:t>
         </m:r>
         <m:r>
           <m:rPr>
@@ -11131,376 +11800,6 @@
           </m:dPr>
           <m:e>
             <m:r>
-              <m:t>1</m:t>
-            </m:r>
-            <m:r>
-              <m:rPr>
-                <m:sty m:val="p"/>
-              </m:rPr>
-              <m:t>,</m:t>
-            </m:r>
-            <m:r>
-              <m:t>2</m:t>
-            </m:r>
-            <m:r>
-              <m:rPr>
-                <m:sty m:val="p"/>
-              </m:rPr>
-              <m:t>,</m:t>
-            </m:r>
-            <m:r>
-              <m:t>3</m:t>
-            </m:r>
-            <m:r>
-              <m:rPr>
-                <m:sty m:val="p"/>
-              </m:rPr>
-              <m:t>,</m:t>
-            </m:r>
-            <m:r>
-              <m:rPr>
-                <m:sty m:val="p"/>
-              </m:rPr>
-              <m:t>…</m:t>
-            </m:r>
-          </m:e>
-        </m:d>
-        <m:r>
-          <m:t>​</m:t>
-        </m:r>
-      </m:oMath>
-      <w:r>
-        <w:t xml:space="preserve"> </w:t>
-      </w:r>
-      <w:r>
-        <w:t xml:space="preserve">are bounded below, by</w:t>
-      </w:r>
-      <w:r>
-        <w:t xml:space="preserve"> </w:t>
-      </w:r>
-      <m:oMath>
-        <m:r>
-          <m:t>1</m:t>
-        </m:r>
-      </m:oMath>
-      <w:r>
-        <w:t xml:space="preserve">,</w:t>
-      </w:r>
-      <w:r>
-        <w:t xml:space="preserve"> </w:t>
-      </w:r>
-      <w:r>
-        <w:t xml:space="preserve">but not bounded above:</w:t>
-      </w:r>
-      <w:r>
-        <w:t xml:space="preserve"> </w:t>
-      </w:r>
-      <w:r>
-        <w:t xml:space="preserve">for any real number</w:t>
-      </w:r>
-      <w:r>
-        <w:t xml:space="preserve"> </w:t>
-      </w:r>
-      <m:oMath>
-        <m:r>
-          <m:t>u</m:t>
-        </m:r>
-      </m:oMath>
-      <w:r>
-        <w:t xml:space="preserve">, some natural number</w:t>
-      </w:r>
-      <w:r>
-        <w:t xml:space="preserve"> </w:t>
-      </w:r>
-      <m:oMath>
-        <m:r>
-          <m:t>n</m:t>
-        </m:r>
-      </m:oMath>
-      <w:r>
-        <w:t xml:space="preserve"> </w:t>
-      </w:r>
-      <w:r>
-        <w:t xml:space="preserve">satisfies</w:t>
-      </w:r>
-      <w:r>
-        <w:t xml:space="preserve"> </w:t>
-      </w:r>
-      <m:oMath>
-        <m:r>
-          <m:t>n</m:t>
-        </m:r>
-        <m:r>
-          <m:rPr>
-            <m:sty m:val="p"/>
-          </m:rPr>
-          <m:t>&gt;</m:t>
-        </m:r>
-        <m:r>
-          <m:t>u</m:t>
-        </m:r>
-      </m:oMath>
-      <w:r>
-        <w:t xml:space="preserve">.</w:t>
-      </w:r>
-    </w:p>
-    <w:bookmarkEnd w:id="34"/>
-    <w:bookmarkStart w:id="37" w:name="thm-completeness"/>
-    <w:p>
-      <w:pPr>
-        <w:pStyle w:val="FirstParagraph"/>
-      </w:pPr>
-      <w:r>
-        <w:rPr>
-          <w:b/>
-          <w:bCs/>
-        </w:rPr>
-        <w:t xml:space="preserve">Theorem 3 (Completeness of the real numbers)</w:t>
-      </w:r>
-      <w:r>
-        <w:t xml:space="preserve"> </w:t>
-      </w:r>
-      <w:r>
-        <w:t xml:space="preserve">Let</w:t>
-      </w:r>
-      <w:r>
-        <w:t xml:space="preserve"> </w:t>
-      </w:r>
-      <m:oMath>
-        <m:r>
-          <m:t>A</m:t>
-        </m:r>
-        <m:r>
-          <m:rPr>
-            <m:sty m:val="p"/>
-          </m:rPr>
-          <m:t>⊆</m:t>
-        </m:r>
-        <m:r>
-          <m:rPr>
-            <m:scr m:val="double-struck"/>
-            <m:sty m:val="p"/>
-          </m:rPr>
-          <m:t>R</m:t>
-        </m:r>
-      </m:oMath>
-      <w:r>
-        <w:t xml:space="preserve"> </w:t>
-      </w:r>
-      <w:r>
-        <w:t xml:space="preserve">be nonempty.</w:t>
-      </w:r>
-    </w:p>
-    <w:p>
-      <w:pPr>
-        <w:pStyle w:val="Compact"/>
-        <w:numPr>
-          <w:ilvl w:val="0"/>
-          <w:numId w:val="1005"/>
-        </w:numPr>
-      </w:pPr>
-      <w:r>
-        <w:t xml:space="preserve">If</w:t>
-      </w:r>
-      <w:r>
-        <w:t xml:space="preserve"> </w:t>
-      </w:r>
-      <m:oMath>
-        <m:r>
-          <m:t>A</m:t>
-        </m:r>
-      </m:oMath>
-      <w:r>
-        <w:t xml:space="preserve"> </w:t>
-      </w:r>
-      <w:r>
-        <w:t xml:space="preserve">is</w:t>
-      </w:r>
-      <w:r>
-        <w:t xml:space="preserve"> </w:t>
-      </w:r>
-      <w:hyperlink w:anchor="def-bounded">
-        <w:r>
-          <w:rPr>
-            <w:rStyle w:val="Hyperlink"/>
-          </w:rPr>
-          <w:t xml:space="preserve">bounded above</w:t>
-        </w:r>
-      </w:hyperlink>
-      <w:r>
-        <w:t xml:space="preserve">,</w:t>
-      </w:r>
-      <w:r>
-        <w:t xml:space="preserve"> </w:t>
-      </w:r>
-      <w:r>
-        <w:t xml:space="preserve">the set of upper bounds of</w:t>
-      </w:r>
-      <w:r>
-        <w:t xml:space="preserve"> </w:t>
-      </w:r>
-      <m:oMath>
-        <m:r>
-          <m:t>A</m:t>
-        </m:r>
-      </m:oMath>
-      <w:r>
-        <w:t xml:space="preserve"> </w:t>
-      </w:r>
-      <w:r>
-        <w:t xml:space="preserve">has a</w:t>
-      </w:r>
-      <w:r>
-        <w:t xml:space="preserve"> </w:t>
-      </w:r>
-      <w:hyperlink r:id="rId35">
-        <w:r>
-          <w:rPr>
-            <w:rStyle w:val="Hyperlink"/>
-          </w:rPr>
-          <w:t xml:space="preserve">minimum</w:t>
-        </w:r>
-      </w:hyperlink>
-      <w:r>
-        <w:t xml:space="preserve">.</w:t>
-      </w:r>
-    </w:p>
-    <w:p>
-      <w:pPr>
-        <w:pStyle w:val="Compact"/>
-        <w:numPr>
-          <w:ilvl w:val="0"/>
-          <w:numId w:val="1005"/>
-        </w:numPr>
-      </w:pPr>
-      <w:r>
-        <w:t xml:space="preserve">If</w:t>
-      </w:r>
-      <w:r>
-        <w:t xml:space="preserve"> </w:t>
-      </w:r>
-      <m:oMath>
-        <m:r>
-          <m:t>A</m:t>
-        </m:r>
-      </m:oMath>
-      <w:r>
-        <w:t xml:space="preserve"> </w:t>
-      </w:r>
-      <w:r>
-        <w:t xml:space="preserve">is bounded below,</w:t>
-      </w:r>
-      <w:r>
-        <w:t xml:space="preserve"> </w:t>
-      </w:r>
-      <w:r>
-        <w:t xml:space="preserve">the set of lower bounds of</w:t>
-      </w:r>
-      <w:r>
-        <w:t xml:space="preserve"> </w:t>
-      </w:r>
-      <m:oMath>
-        <m:r>
-          <m:t>A</m:t>
-        </m:r>
-      </m:oMath>
-      <w:r>
-        <w:t xml:space="preserve"> </w:t>
-      </w:r>
-      <w:r>
-        <w:t xml:space="preserve">has a</w:t>
-      </w:r>
-      <w:r>
-        <w:t xml:space="preserve"> </w:t>
-      </w:r>
-      <w:hyperlink r:id="rId36">
-        <w:r>
-          <w:rPr>
-            <w:rStyle w:val="Hyperlink"/>
-          </w:rPr>
-          <w:t xml:space="preserve">maximum</w:t>
-        </w:r>
-      </w:hyperlink>
-      <w:r>
-        <w:t xml:space="preserve">.</w:t>
-      </w:r>
-    </w:p>
-    <w:bookmarkEnd w:id="37"/>
-    <w:p>
-      <w:pPr>
-        <w:pStyle w:val="FirstParagraph"/>
-      </w:pPr>
-      <w:r>
-        <w:rPr>
-          <w:i/>
-          <w:iCs/>
-        </w:rPr>
-        <w:t xml:space="preserve">Proof</w:t>
-      </w:r>
-      <w:r>
-        <w:t xml:space="preserve">. </w:t>
-      </w:r>
-      <w:r>
-        <w:t xml:space="preserve">The first statement is the least-upper-bound property of</w:t>
-      </w:r>
-      <w:r>
-        <w:t xml:space="preserve"> </w:t>
-      </w:r>
-      <m:oMath>
-        <m:r>
-          <m:rPr>
-            <m:scr m:val="double-struck"/>
-            <m:sty m:val="p"/>
-          </m:rPr>
-          <m:t>R</m:t>
-        </m:r>
-      </m:oMath>
-      <w:r>
-        <w:t xml:space="preserve"> </w:t>
-      </w:r>
-      <w:r>
-        <w:t xml:space="preserve">(Rudin 1976, Definition 1.8, p. 4, and Theorem 1.19, p. 8)</w:t>
-      </w:r>
-      <w:r>
-        <w:t xml:space="preserve">.</w:t>
-      </w:r>
-      <w:r>
-        <w:t xml:space="preserve"> </w:t>
-      </w:r>
-      <w:r>
-        <w:t xml:space="preserve">For the second, let</w:t>
-      </w:r>
-      <w:r>
-        <w:t xml:space="preserve"> </w:t>
-      </w:r>
-      <m:oMath>
-        <m:r>
-          <m:rPr>
-            <m:sty m:val="p"/>
-          </m:rPr>
-          <m:t>−</m:t>
-        </m:r>
-        <m:r>
-          <m:t>A</m:t>
-        </m:r>
-        <m:r>
-          <m:rPr>
-            <m:sty m:val="p"/>
-          </m:rPr>
-          <m:t>=</m:t>
-        </m:r>
-        <m:r>
-          <m:t>​</m:t>
-        </m:r>
-        <m:d>
-          <m:dPr>
-            <m:begChr m:val="{"/>
-            <m:sepChr m:val=""/>
-            <m:endChr m:val="}"/>
-            <m:grow/>
-          </m:dPr>
-          <m:e>
-            <m:r>
               <m:rPr>
                 <m:sty m:val="p"/>
               </m:rPr>
@@ -11542,7 +11841,7 @@
       <w:r>
         <w:t xml:space="preserve">Negating both sides of an inequality reverses it (</w:t>
       </w:r>
-      <w:hyperlink r:id="rId38">
+      <w:hyperlink r:id="rId42">
         <w:r>
           <w:rPr>
             <w:rStyle w:val="Hyperlink"/>
@@ -11705,7 +12004,7 @@
         <w:t xml:space="preserve">.</w:t>
       </w:r>
     </w:p>
-    <w:bookmarkStart w:id="39" w:name="exm-completeness"/>
+    <w:bookmarkStart w:id="43" w:name="exm-completeness"/>
     <w:p>
       <w:pPr>
         <w:pStyle w:val="BodyText"/>
@@ -11879,8 +12178,8 @@
         <w:t xml:space="preserve">.</w:t>
       </w:r>
     </w:p>
-    <w:bookmarkEnd w:id="39"/>
-    <w:bookmarkStart w:id="40" w:name="def-infimum"/>
+    <w:bookmarkEnd w:id="43"/>
+    <w:bookmarkStart w:id="44" w:name="def-infimum"/>
     <w:p>
       <w:pPr>
         <w:pStyle w:val="BodyText"/>
@@ -11890,7 +12189,7 @@
           <w:b/>
           <w:bCs/>
         </w:rPr>
-        <w:t xml:space="preserve">Definition 5 (Infimum (greatest lower bound))</w:t>
+        <w:t xml:space="preserve">Definition 9 (Infimum (greatest lower bound))</w:t>
       </w:r>
       <w:r>
         <w:t xml:space="preserve"> </w:t>
@@ -11931,12 +12230,12 @@
       <w:r>
         <w:t xml:space="preserve">and bounded below (</w:t>
       </w:r>
-      <w:hyperlink w:anchor="def-bounded">
+      <w:hyperlink w:anchor="def-bounded-below">
         <w:r>
           <w:rPr>
             <w:rStyle w:val="Hyperlink"/>
           </w:rPr>
-          <w:t xml:space="preserve">Definition 4</w:t>
+          <w:t xml:space="preserve">Definition 7</w:t>
         </w:r>
       </w:hyperlink>
       <w:r>
@@ -12251,8 +12550,8 @@
         <w:t xml:space="preserve">by convention.</w:t>
       </w:r>
     </w:p>
-    <w:bookmarkEnd w:id="40"/>
-    <w:bookmarkStart w:id="41" w:name="rem-infimum-exists"/>
+    <w:bookmarkEnd w:id="44"/>
+    <w:bookmarkStart w:id="45" w:name="rem-infimum-exists"/>
     <w:p>
       <w:pPr>
         <w:pStyle w:val="BodyText"/>
@@ -12278,7 +12577,7 @@
           <w:rPr>
             <w:rStyle w:val="Hyperlink"/>
           </w:rPr>
-          <w:t xml:space="preserve">Definition 5</w:t>
+          <w:t xml:space="preserve">Definition 9</w:t>
         </w:r>
       </w:hyperlink>
       <w:r>
@@ -12743,8 +13042,8 @@
         <w:t xml:space="preserve">has no minimum.</w:t>
       </w:r>
     </w:p>
-    <w:bookmarkEnd w:id="41"/>
-    <w:bookmarkStart w:id="42" w:name="exm-infimum"/>
+    <w:bookmarkEnd w:id="45"/>
+    <w:bookmarkStart w:id="46" w:name="exm-infimum"/>
     <w:p>
       <w:pPr>
         <w:pStyle w:val="BodyText"/>
@@ -12767,7 +13066,7 @@
       <w:pPr>
         <w:numPr>
           <w:ilvl w:val="0"/>
-          <w:numId w:val="1006"/>
+          <w:numId w:val="1005"/>
         </w:numPr>
       </w:pPr>
       <m:oMath>
@@ -13141,7 +13440,7 @@
       <w:pPr>
         <w:numPr>
           <w:ilvl w:val="0"/>
-          <w:numId w:val="1006"/>
+          <w:numId w:val="1005"/>
         </w:numPr>
       </w:pPr>
       <m:oMath>
@@ -13231,7 +13530,7 @@
       <w:pPr>
         <w:numPr>
           <w:ilvl w:val="0"/>
-          <w:numId w:val="1006"/>
+          <w:numId w:val="1005"/>
         </w:numPr>
       </w:pPr>
       <m:oMath>
@@ -13333,8 +13632,8 @@
         <w:t xml:space="preserve">because no real number is less than or equal to every element of that set.</w:t>
       </w:r>
     </w:p>
-    <w:bookmarkEnd w:id="42"/>
-    <w:bookmarkStart w:id="43" w:name="def-supremum"/>
+    <w:bookmarkEnd w:id="46"/>
+    <w:bookmarkStart w:id="47" w:name="def-supremum"/>
     <w:p>
       <w:pPr>
         <w:pStyle w:val="FirstParagraph"/>
@@ -13344,7 +13643,7 @@
           <w:b/>
           <w:bCs/>
         </w:rPr>
-        <w:t xml:space="preserve">Definition 6 (Supremum (least upper bound))</w:t>
+        <w:t xml:space="preserve">Definition 10 (Supremum (least upper bound))</w:t>
       </w:r>
       <w:r>
         <w:t xml:space="preserve"> </w:t>
@@ -13385,12 +13684,12 @@
       <w:r>
         <w:t xml:space="preserve">and bounded above (</w:t>
       </w:r>
-      <w:hyperlink w:anchor="def-bounded">
+      <w:hyperlink w:anchor="def-bounded-above">
         <w:r>
           <w:rPr>
             <w:rStyle w:val="Hyperlink"/>
           </w:rPr>
-          <w:t xml:space="preserve">Definition 4</w:t>
+          <w:t xml:space="preserve">Definition 6</w:t>
         </w:r>
       </w:hyperlink>
       <w:r>
@@ -13705,8 +14004,8 @@
         <w:t xml:space="preserve">by convention.</w:t>
       </w:r>
     </w:p>
-    <w:bookmarkEnd w:id="43"/>
-    <w:bookmarkStart w:id="44" w:name="rem-supremum-exists"/>
+    <w:bookmarkEnd w:id="47"/>
+    <w:bookmarkStart w:id="48" w:name="rem-supremum-exists"/>
     <w:p>
       <w:pPr>
         <w:pStyle w:val="BodyText"/>
@@ -13732,7 +14031,7 @@
           <w:rPr>
             <w:rStyle w:val="Hyperlink"/>
           </w:rPr>
-          <w:t xml:space="preserve">Definition 6</w:t>
+          <w:t xml:space="preserve">Definition 10</w:t>
         </w:r>
       </w:hyperlink>
       <w:r>
@@ -14197,8 +14496,8 @@
         <w:t xml:space="preserve">has no maximum.</w:t>
       </w:r>
     </w:p>
-    <w:bookmarkEnd w:id="44"/>
-    <w:bookmarkStart w:id="45" w:name="exm-supremum"/>
+    <w:bookmarkEnd w:id="48"/>
+    <w:bookmarkStart w:id="49" w:name="exm-supremum"/>
     <w:p>
       <w:pPr>
         <w:pStyle w:val="BodyText"/>
@@ -14209,6 +14508,479 @@
           <w:bCs/>
         </w:rPr>
         <w:t xml:space="preserve">Example 9 (Numerical examples of supremum)</w:t>
+      </w:r>
+      <w:r>
+        <w:t xml:space="preserve"> </w:t>
+      </w:r>
+      <w:r>
+        <w:t xml:space="preserve"> </w:t>
+      </w:r>
+    </w:p>
+    <w:p>
+      <w:pPr>
+        <w:pStyle w:val="Compact"/>
+        <w:numPr>
+          <w:ilvl w:val="0"/>
+          <w:numId w:val="1006"/>
+        </w:numPr>
+      </w:pPr>
+      <m:oMath>
+        <m:r>
+          <m:rPr>
+            <m:sty m:val="p"/>
+          </m:rPr>
+          <m:t>sup</m:t>
+        </m:r>
+        <m:r>
+          <m:rPr>
+            <m:sty m:val="p"/>
+          </m:rPr>
+          <m:t>{</m:t>
+        </m:r>
+        <m:r>
+          <m:t>1</m:t>
+        </m:r>
+        <m:r>
+          <m:rPr>
+            <m:sty m:val="p"/>
+          </m:rPr>
+          <m:t>,</m:t>
+        </m:r>
+        <m:r>
+          <m:t>2</m:t>
+        </m:r>
+        <m:r>
+          <m:rPr>
+            <m:sty m:val="p"/>
+          </m:rPr>
+          <m:t>,</m:t>
+        </m:r>
+        <m:r>
+          <m:t>3</m:t>
+        </m:r>
+        <m:r>
+          <m:rPr>
+            <m:sty m:val="p"/>
+          </m:rPr>
+          <m:t>}</m:t>
+        </m:r>
+        <m:r>
+          <m:rPr>
+            <m:sty m:val="p"/>
+          </m:rPr>
+          <m:t>=</m:t>
+        </m:r>
+        <m:r>
+          <m:t>3</m:t>
+        </m:r>
+      </m:oMath>
+      <w:r>
+        <w:t xml:space="preserve">, since</w:t>
+      </w:r>
+      <w:r>
+        <w:t xml:space="preserve"> </w:t>
+      </w:r>
+      <m:oMath>
+        <m:r>
+          <m:t>3</m:t>
+        </m:r>
+      </m:oMath>
+      <w:r>
+        <w:t xml:space="preserve"> </w:t>
+      </w:r>
+      <w:r>
+        <w:t xml:space="preserve">is the largest element.</w:t>
+      </w:r>
+    </w:p>
+    <w:p>
+      <w:pPr>
+        <w:pStyle w:val="Compact"/>
+        <w:numPr>
+          <w:ilvl w:val="0"/>
+          <w:numId w:val="1006"/>
+        </w:numPr>
+      </w:pPr>
+      <m:oMath>
+        <m:r>
+          <m:rPr>
+            <m:sty m:val="p"/>
+          </m:rPr>
+          <m:t>sup</m:t>
+        </m:r>
+        <m:r>
+          <m:rPr>
+            <m:sty m:val="p"/>
+          </m:rPr>
+          <m:t>{</m:t>
+        </m:r>
+        <m:r>
+          <m:t>t</m:t>
+        </m:r>
+        <m:r>
+          <m:rPr>
+            <m:sty m:val="p"/>
+          </m:rPr>
+          <m:t>≥</m:t>
+        </m:r>
+        <m:r>
+          <m:t>0</m:t>
+        </m:r>
+        <m:r>
+          <m:rPr>
+            <m:sty m:val="p"/>
+          </m:rPr>
+          <m:t>:</m:t>
+        </m:r>
+        <m:r>
+          <m:t>t</m:t>
+        </m:r>
+        <m:r>
+          <m:rPr>
+            <m:sty m:val="p"/>
+          </m:rPr>
+          <m:t>&lt;</m:t>
+        </m:r>
+        <m:r>
+          <m:t>0.5</m:t>
+        </m:r>
+        <m:r>
+          <m:rPr>
+            <m:sty m:val="p"/>
+          </m:rPr>
+          <m:t>}</m:t>
+        </m:r>
+        <m:r>
+          <m:rPr>
+            <m:sty m:val="p"/>
+          </m:rPr>
+          <m:t>=</m:t>
+        </m:r>
+        <m:r>
+          <m:t>0.5</m:t>
+        </m:r>
+      </m:oMath>
+      <w:r>
+        <w:t xml:space="preserve">,</w:t>
+      </w:r>
+      <w:r>
+        <w:t xml:space="preserve"> </w:t>
+      </w:r>
+      <w:r>
+        <w:t xml:space="preserve">even though</w:t>
+      </w:r>
+      <w:r>
+        <w:t xml:space="preserve"> </w:t>
+      </w:r>
+      <m:oMath>
+        <m:r>
+          <m:t>0.5</m:t>
+        </m:r>
+      </m:oMath>
+      <w:r>
+        <w:t xml:space="preserve"> </w:t>
+      </w:r>
+      <w:r>
+        <w:t xml:space="preserve">itself is not in the set.</w:t>
+      </w:r>
+    </w:p>
+    <w:p>
+      <w:pPr>
+        <w:pStyle w:val="Compact"/>
+        <w:numPr>
+          <w:ilvl w:val="0"/>
+          <w:numId w:val="1006"/>
+        </w:numPr>
+      </w:pPr>
+      <m:oMath>
+        <m:r>
+          <m:rPr>
+            <m:sty m:val="p"/>
+          </m:rPr>
+          <m:t>sup</m:t>
+        </m:r>
+        <m:r>
+          <m:rPr>
+            <m:sty m:val="p"/>
+          </m:rPr>
+          <m:t>{</m:t>
+        </m:r>
+        <m:r>
+          <m:t>1</m:t>
+        </m:r>
+        <m:r>
+          <m:rPr>
+            <m:sty m:val="p"/>
+          </m:rPr>
+          <m:t>,</m:t>
+        </m:r>
+        <m:r>
+          <m:t>2</m:t>
+        </m:r>
+        <m:r>
+          <m:rPr>
+            <m:sty m:val="p"/>
+          </m:rPr>
+          <m:t>,</m:t>
+        </m:r>
+        <m:r>
+          <m:t>3</m:t>
+        </m:r>
+        <m:r>
+          <m:rPr>
+            <m:sty m:val="p"/>
+          </m:rPr>
+          <m:t>,</m:t>
+        </m:r>
+        <m:r>
+          <m:rPr>
+            <m:sty m:val="p"/>
+          </m:rPr>
+          <m:t>…</m:t>
+        </m:r>
+        <m:r>
+          <m:rPr>
+            <m:sty m:val="p"/>
+          </m:rPr>
+          <m:t>}</m:t>
+        </m:r>
+        <m:r>
+          <m:rPr>
+            <m:sty m:val="p"/>
+          </m:rPr>
+          <m:t>=</m:t>
+        </m:r>
+        <m:r>
+          <m:rPr>
+            <m:sty m:val="p"/>
+          </m:rPr>
+          <m:t>+</m:t>
+        </m:r>
+        <m:r>
+          <m:rPr>
+            <m:sty m:val="p"/>
+          </m:rPr>
+          <m:t>∞</m:t>
+        </m:r>
+      </m:oMath>
+      <w:r>
+        <w:t xml:space="preserve">,</w:t>
+      </w:r>
+      <w:r>
+        <w:t xml:space="preserve"> </w:t>
+      </w:r>
+      <w:r>
+        <w:t xml:space="preserve">because no real number is greater than or equal to every element of that set.</w:t>
+      </w:r>
+    </w:p>
+    <w:bookmarkEnd w:id="49"/>
+    <w:bookmarkEnd w:id="50"/>
+    <w:bookmarkStart w:id="63" w:name="sums"/>
+    <w:p>
+      <w:pPr>
+        <w:pStyle w:val="Heading2"/>
+      </w:pPr>
+      <w:r>
+        <w:t xml:space="preserve">3 Sums</w:t>
+      </w:r>
+    </w:p>
+    <w:bookmarkStart w:id="51" w:name="def-term"/>
+    <w:p>
+      <w:pPr>
+        <w:pStyle w:val="FirstParagraph"/>
+      </w:pPr>
+      <w:r>
+        <w:rPr>
+          <w:b/>
+          <w:bCs/>
+        </w:rPr>
+        <w:t xml:space="preserve">Definition 11 (Term of a sum)</w:t>
+      </w:r>
+      <w:r>
+        <w:t xml:space="preserve"> </w:t>
+      </w:r>
+      <w:r>
+        <w:t xml:space="preserve">In a sum</w:t>
+      </w:r>
+      <w:r>
+        <w:t xml:space="preserve"> </w:t>
+      </w:r>
+      <m:oMath>
+        <m:sSub>
+          <m:e>
+            <m:r>
+              <m:t>a</m:t>
+            </m:r>
+          </m:e>
+          <m:sub>
+            <m:r>
+              <m:t>1</m:t>
+            </m:r>
+          </m:sub>
+        </m:sSub>
+        <m:r>
+          <m:rPr>
+            <m:sty m:val="p"/>
+          </m:rPr>
+          <m:t>+</m:t>
+        </m:r>
+        <m:sSub>
+          <m:e>
+            <m:r>
+              <m:t>a</m:t>
+            </m:r>
+          </m:e>
+          <m:sub>
+            <m:r>
+              <m:t>2</m:t>
+            </m:r>
+          </m:sub>
+        </m:sSub>
+        <m:r>
+          <m:rPr>
+            <m:sty m:val="p"/>
+          </m:rPr>
+          <m:t>+</m:t>
+        </m:r>
+        <m:r>
+          <m:rPr>
+            <m:sty m:val="p"/>
+          </m:rPr>
+          <m:t>⋯</m:t>
+        </m:r>
+        <m:r>
+          <m:rPr>
+            <m:sty m:val="p"/>
+          </m:rPr>
+          <m:t>+</m:t>
+        </m:r>
+        <m:sSub>
+          <m:e>
+            <m:r>
+              <m:t>a</m:t>
+            </m:r>
+          </m:e>
+          <m:sub>
+            <m:r>
+              <m:t>n</m:t>
+            </m:r>
+          </m:sub>
+        </m:sSub>
+      </m:oMath>
+      <w:r>
+        <w:t xml:space="preserve">,</w:t>
+      </w:r>
+      <w:r>
+        <w:t xml:space="preserve"> </w:t>
+      </w:r>
+      <w:r>
+        <w:t xml:space="preserve">each of the numbers or expressions</w:t>
+      </w:r>
+      <w:r>
+        <w:t xml:space="preserve"> </w:t>
+      </w:r>
+      <m:oMath>
+        <m:sSub>
+          <m:e>
+            <m:r>
+              <m:t>a</m:t>
+            </m:r>
+          </m:e>
+          <m:sub>
+            <m:r>
+              <m:t>1</m:t>
+            </m:r>
+          </m:sub>
+        </m:sSub>
+        <m:r>
+          <m:rPr>
+            <m:sty m:val="p"/>
+          </m:rPr>
+          <m:t>,</m:t>
+        </m:r>
+        <m:sSub>
+          <m:e>
+            <m:r>
+              <m:t>a</m:t>
+            </m:r>
+          </m:e>
+          <m:sub>
+            <m:r>
+              <m:t>2</m:t>
+            </m:r>
+          </m:sub>
+        </m:sSub>
+        <m:r>
+          <m:rPr>
+            <m:sty m:val="p"/>
+          </m:rPr>
+          <m:t>,</m:t>
+        </m:r>
+        <m:r>
+          <m:rPr>
+            <m:sty m:val="p"/>
+          </m:rPr>
+          <m:t>…</m:t>
+        </m:r>
+        <m:r>
+          <m:rPr>
+            <m:sty m:val="p"/>
+          </m:rPr>
+          <m:t>,</m:t>
+        </m:r>
+        <m:sSub>
+          <m:e>
+            <m:r>
+              <m:t>a</m:t>
+            </m:r>
+          </m:e>
+          <m:sub>
+            <m:r>
+              <m:t>n</m:t>
+            </m:r>
+          </m:sub>
+        </m:sSub>
+      </m:oMath>
+      <w:r>
+        <w:t xml:space="preserve"> </w:t>
+      </w:r>
+      <w:r>
+        <w:t xml:space="preserve">being added</w:t>
+      </w:r>
+      <w:r>
+        <w:t xml:space="preserve"> </w:t>
+      </w:r>
+      <w:r>
+        <w:t xml:space="preserve">is a</w:t>
+      </w:r>
+      <w:r>
+        <w:t xml:space="preserve"> </w:t>
+      </w:r>
+      <w:r>
+        <w:rPr>
+          <w:b/>
+          <w:bCs/>
+        </w:rPr>
+        <w:t xml:space="preserve">term</w:t>
+      </w:r>
+      <w:r>
+        <w:t xml:space="preserve"> </w:t>
+      </w:r>
+      <w:r>
+        <w:t xml:space="preserve">of the sum.</w:t>
+      </w:r>
+    </w:p>
+    <w:bookmarkEnd w:id="51"/>
+    <w:bookmarkStart w:id="52" w:name="exm-term"/>
+    <w:p>
+      <w:pPr>
+        <w:pStyle w:val="BodyText"/>
+      </w:pPr>
+      <w:r>
+        <w:rPr>
+          <w:b/>
+          <w:bCs/>
+        </w:rPr>
+        <w:t xml:space="preserve">Example 10 (Terms of a sum)</w:t>
       </w:r>
       <w:r>
         <w:t xml:space="preserve"> </w:t>
@@ -14225,37 +14997,13 @@
           <w:numId w:val="1007"/>
         </w:numPr>
       </w:pPr>
-      <m:oMath>
-        <m:r>
-          <m:rPr>
-            <m:sty m:val="p"/>
-          </m:rPr>
-          <m:t>sup</m:t>
-        </m:r>
-        <m:r>
-          <m:rPr>
-            <m:sty m:val="p"/>
-          </m:rPr>
-          <m:t>{</m:t>
-        </m:r>
-        <m:r>
-          <m:t>1</m:t>
-        </m:r>
-        <m:r>
-          <m:rPr>
-            <m:sty m:val="p"/>
-          </m:rPr>
-          <m:t>,</m:t>
-        </m:r>
-        <m:r>
-          <m:t>2</m:t>
-        </m:r>
-        <m:r>
-          <m:rPr>
-            <m:sty m:val="p"/>
-          </m:rPr>
-          <m:t>,</m:t>
-        </m:r>
+      <w:r>
+        <w:t xml:space="preserve">The sum</w:t>
+      </w:r>
+      <w:r>
+        <w:t xml:space="preserve"> </w:t>
+      </w:r>
+      <m:oMath>
         <m:r>
           <m:t>3</m:t>
         </m:r>
@@ -14263,34 +15011,62 @@
           <m:rPr>
             <m:sty m:val="p"/>
           </m:rPr>
-          <m:t>}</m:t>
-        </m:r>
-        <m:r>
-          <m:rPr>
-            <m:sty m:val="p"/>
-          </m:rPr>
-          <m:t>=</m:t>
-        </m:r>
+          <m:t>+</m:t>
+        </m:r>
+        <m:r>
+          <m:t>5</m:t>
+        </m:r>
+        <m:r>
+          <m:rPr>
+            <m:sty m:val="p"/>
+          </m:rPr>
+          <m:t>+</m:t>
+        </m:r>
+        <m:r>
+          <m:t>9</m:t>
+        </m:r>
+      </m:oMath>
+      <w:r>
+        <w:t xml:space="preserve"> </w:t>
+      </w:r>
+      <w:r>
+        <w:t xml:space="preserve">has three terms:</w:t>
+      </w:r>
+      <w:r>
+        <w:t xml:space="preserve"> </w:t>
+      </w:r>
+      <m:oMath>
         <m:r>
           <m:t>3</m:t>
         </m:r>
       </m:oMath>
       <w:r>
-        <w:t xml:space="preserve">, since</w:t>
-      </w:r>
-      <w:r>
-        <w:t xml:space="preserve"> </w:t>
-      </w:r>
-      <m:oMath>
-        <m:r>
-          <m:t>3</m:t>
-        </m:r>
-      </m:oMath>
-      <w:r>
-        <w:t xml:space="preserve"> </w:t>
-      </w:r>
-      <w:r>
-        <w:t xml:space="preserve">is the largest element.</w:t>
+        <w:t xml:space="preserve">,</w:t>
+      </w:r>
+      <w:r>
+        <w:t xml:space="preserve"> </w:t>
+      </w:r>
+      <m:oMath>
+        <m:r>
+          <m:t>5</m:t>
+        </m:r>
+      </m:oMath>
+      <w:r>
+        <w:t xml:space="preserve"> </w:t>
+      </w:r>
+      <w:r>
+        <w:t xml:space="preserve">and</w:t>
+      </w:r>
+      <w:r>
+        <w:t xml:space="preserve"> </w:t>
+      </w:r>
+      <m:oMath>
+        <m:r>
+          <m:t>9</m:t>
+        </m:r>
+      </m:oMath>
+      <w:r>
+        <w:t xml:space="preserve">.</w:t>
       </w:r>
     </w:p>
     <w:p>
@@ -14301,54 +15077,45 @@
           <w:numId w:val="1007"/>
         </w:numPr>
       </w:pPr>
-      <m:oMath>
-        <m:r>
-          <m:rPr>
-            <m:sty m:val="p"/>
-          </m:rPr>
-          <m:t>sup</m:t>
-        </m:r>
-        <m:r>
-          <m:rPr>
-            <m:sty m:val="p"/>
-          </m:rPr>
-          <m:t>{</m:t>
-        </m:r>
-        <m:r>
-          <m:t>t</m:t>
-        </m:r>
-        <m:r>
-          <m:rPr>
-            <m:sty m:val="p"/>
-          </m:rPr>
-          <m:t>≥</m:t>
-        </m:r>
-        <m:r>
-          <m:t>0</m:t>
-        </m:r>
-        <m:r>
-          <m:rPr>
-            <m:sty m:val="p"/>
-          </m:rPr>
-          <m:t>:</m:t>
-        </m:r>
-        <m:r>
-          <m:t>t</m:t>
-        </m:r>
-        <m:r>
-          <m:rPr>
-            <m:sty m:val="p"/>
-          </m:rPr>
-          <m:t>&lt;</m:t>
-        </m:r>
-        <m:r>
-          <m:t>0.5</m:t>
-        </m:r>
-        <m:r>
-          <m:rPr>
-            <m:sty m:val="p"/>
-          </m:rPr>
-          <m:t>}</m:t>
+      <w:r>
+        <w:t xml:space="preserve">The sum</w:t>
+      </w:r>
+      <w:r>
+        <w:t xml:space="preserve"> </w:t>
+      </w:r>
+      <m:oMath>
+        <m:sSup>
+          <m:e>
+            <m:r>
+              <m:t>x</m:t>
+            </m:r>
+          </m:e>
+          <m:sup>
+            <m:r>
+              <m:t>2</m:t>
+            </m:r>
+          </m:sup>
+        </m:sSup>
+        <m:r>
+          <m:rPr>
+            <m:sty m:val="p"/>
+          </m:rPr>
+          <m:t>−</m:t>
+        </m:r>
+        <m:r>
+          <m:t>3</m:t>
+        </m:r>
+        <m:r>
+          <m:t>x</m:t>
+        </m:r>
+        <m:r>
+          <m:rPr>
+            <m:sty m:val="p"/>
+          </m:rPr>
+          <m:t>+</m:t>
+        </m:r>
+        <m:r>
+          <m:t>7</m:t>
         </m:r>
         <m:r>
           <m:rPr>
@@ -14356,9 +15123,80 @@
           </m:rPr>
           <m:t>=</m:t>
         </m:r>
-        <m:r>
-          <m:t>0.5</m:t>
-        </m:r>
+        <m:sSup>
+          <m:e>
+            <m:r>
+              <m:t>x</m:t>
+            </m:r>
+          </m:e>
+          <m:sup>
+            <m:r>
+              <m:t>2</m:t>
+            </m:r>
+          </m:sup>
+        </m:sSup>
+        <m:r>
+          <m:rPr>
+            <m:sty m:val="p"/>
+          </m:rPr>
+          <m:t>+</m:t>
+        </m:r>
+        <m:r>
+          <m:rPr>
+            <m:sty m:val="p"/>
+          </m:rPr>
+          <m:t>(</m:t>
+        </m:r>
+        <m:r>
+          <m:rPr>
+            <m:sty m:val="p"/>
+          </m:rPr>
+          <m:t>−</m:t>
+        </m:r>
+        <m:r>
+          <m:t>3</m:t>
+        </m:r>
+        <m:r>
+          <m:t>x</m:t>
+        </m:r>
+        <m:r>
+          <m:rPr>
+            <m:sty m:val="p"/>
+          </m:rPr>
+          <m:t>)</m:t>
+        </m:r>
+        <m:r>
+          <m:rPr>
+            <m:sty m:val="p"/>
+          </m:rPr>
+          <m:t>+</m:t>
+        </m:r>
+        <m:r>
+          <m:t>7</m:t>
+        </m:r>
+      </m:oMath>
+      <w:r>
+        <w:t xml:space="preserve"> </w:t>
+      </w:r>
+      <w:r>
+        <w:t xml:space="preserve">has three terms:</w:t>
+      </w:r>
+      <w:r>
+        <w:t xml:space="preserve"> </w:t>
+      </w:r>
+      <m:oMath>
+        <m:sSup>
+          <m:e>
+            <m:r>
+              <m:t>x</m:t>
+            </m:r>
+          </m:e>
+          <m:sup>
+            <m:r>
+              <m:t>2</m:t>
+            </m:r>
+          </m:sup>
+        </m:sSup>
       </m:oMath>
       <w:r>
         <w:t xml:space="preserve">,</w:t>
@@ -14366,125 +15204,46 @@
       <w:r>
         <w:t xml:space="preserve"> </w:t>
       </w:r>
-      <w:r>
-        <w:t xml:space="preserve">even though</w:t>
-      </w:r>
-      <w:r>
-        <w:t xml:space="preserve"> </w:t>
-      </w:r>
-      <m:oMath>
-        <m:r>
-          <m:t>0.5</m:t>
-        </m:r>
-      </m:oMath>
-      <w:r>
-        <w:t xml:space="preserve"> </w:t>
-      </w:r>
-      <w:r>
-        <w:t xml:space="preserve">itself is not in the set.</w:t>
+      <m:oMath>
+        <m:r>
+          <m:rPr>
+            <m:sty m:val="p"/>
+          </m:rPr>
+          <m:t>−</m:t>
+        </m:r>
+        <m:r>
+          <m:t>3</m:t>
+        </m:r>
+        <m:r>
+          <m:t>x</m:t>
+        </m:r>
+      </m:oMath>
+      <w:r>
+        <w:t xml:space="preserve"> </w:t>
+      </w:r>
+      <w:r>
+        <w:t xml:space="preserve">and</w:t>
+      </w:r>
+      <w:r>
+        <w:t xml:space="preserve"> </w:t>
+      </w:r>
+      <m:oMath>
+        <m:r>
+          <m:t>7</m:t>
+        </m:r>
+      </m:oMath>
+      <w:r>
+        <w:t xml:space="preserve">.</w:t>
+      </w:r>
+      <w:r>
+        <w:t xml:space="preserve"> </w:t>
+      </w:r>
+      <w:r>
+        <w:t xml:space="preserve">A subtracted expression counts as a term with a minus sign.</w:t>
       </w:r>
     </w:p>
-    <w:p>
-      <w:pPr>
-        <w:pStyle w:val="Compact"/>
-        <w:numPr>
-          <w:ilvl w:val="0"/>
-          <w:numId w:val="1007"/>
-        </w:numPr>
-      </w:pPr>
-      <m:oMath>
-        <m:r>
-          <m:rPr>
-            <m:sty m:val="p"/>
-          </m:rPr>
-          <m:t>sup</m:t>
-        </m:r>
-        <m:r>
-          <m:rPr>
-            <m:sty m:val="p"/>
-          </m:rPr>
-          <m:t>{</m:t>
-        </m:r>
-        <m:r>
-          <m:t>1</m:t>
-        </m:r>
-        <m:r>
-          <m:rPr>
-            <m:sty m:val="p"/>
-          </m:rPr>
-          <m:t>,</m:t>
-        </m:r>
-        <m:r>
-          <m:t>2</m:t>
-        </m:r>
-        <m:r>
-          <m:rPr>
-            <m:sty m:val="p"/>
-          </m:rPr>
-          <m:t>,</m:t>
-        </m:r>
-        <m:r>
-          <m:t>3</m:t>
-        </m:r>
-        <m:r>
-          <m:rPr>
-            <m:sty m:val="p"/>
-          </m:rPr>
-          <m:t>,</m:t>
-        </m:r>
-        <m:r>
-          <m:rPr>
-            <m:sty m:val="p"/>
-          </m:rPr>
-          <m:t>…</m:t>
-        </m:r>
-        <m:r>
-          <m:rPr>
-            <m:sty m:val="p"/>
-          </m:rPr>
-          <m:t>}</m:t>
-        </m:r>
-        <m:r>
-          <m:rPr>
-            <m:sty m:val="p"/>
-          </m:rPr>
-          <m:t>=</m:t>
-        </m:r>
-        <m:r>
-          <m:rPr>
-            <m:sty m:val="p"/>
-          </m:rPr>
-          <m:t>+</m:t>
-        </m:r>
-        <m:r>
-          <m:rPr>
-            <m:sty m:val="p"/>
-          </m:rPr>
-          <m:t>∞</m:t>
-        </m:r>
-      </m:oMath>
-      <w:r>
-        <w:t xml:space="preserve">,</w:t>
-      </w:r>
-      <w:r>
-        <w:t xml:space="preserve"> </w:t>
-      </w:r>
-      <w:r>
-        <w:t xml:space="preserve">because no real number is greater than or equal to every element of that set.</w:t>
-      </w:r>
-    </w:p>
-    <w:bookmarkEnd w:id="45"/>
-    <w:bookmarkEnd w:id="46"/>
-    <w:bookmarkStart w:id="59" w:name="sums"/>
-    <w:p>
-      <w:pPr>
-        <w:pStyle w:val="Heading2"/>
-      </w:pPr>
-      <w:r>
-        <w:t xml:space="preserve">3 Sums</w:t>
-      </w:r>
-    </w:p>
-    <w:bookmarkStart w:id="47" w:name="def-term"/>
+    <w:bookmarkEnd w:id="52"/>
+    <w:bookmarkStart w:id="53" w:name="def-identity-element"/>
     <w:p>
       <w:pPr>
         <w:pStyle w:val="FirstParagraph"/>
@@ -14494,164 +15253,215 @@
           <w:b/>
           <w:bCs/>
         </w:rPr>
-        <w:t xml:space="preserve">Definition 7 (Term of a sum)</w:t>
-      </w:r>
-      <w:r>
-        <w:t xml:space="preserve"> </w:t>
-      </w:r>
-      <w:r>
-        <w:t xml:space="preserve">In a sum</w:t>
-      </w:r>
-      <w:r>
-        <w:t xml:space="preserve"> </w:t>
-      </w:r>
-      <m:oMath>
-        <m:sSub>
-          <m:e>
-            <m:r>
-              <m:t>a</m:t>
-            </m:r>
-          </m:e>
-          <m:sub>
-            <m:r>
-              <m:t>1</m:t>
-            </m:r>
-          </m:sub>
-        </m:sSub>
+        <w:t xml:space="preserve">Definition 12 (Identity element)</w:t>
+      </w:r>
+      <w:r>
+        <w:t xml:space="preserve"> </w:t>
+      </w:r>
+      <w:r>
+        <w:t xml:space="preserve">Let</w:t>
+      </w:r>
+      <w:r>
+        <w:t xml:space="preserve"> </w:t>
+      </w:r>
+      <m:oMath>
+        <m:r>
+          <m:t>S</m:t>
+        </m:r>
+      </m:oMath>
+      <w:r>
+        <w:t xml:space="preserve"> </w:t>
+      </w:r>
+      <w:r>
+        <w:t xml:space="preserve">be a set, such as the real numbers</w:t>
+      </w:r>
+      <w:r>
+        <w:t xml:space="preserve"> </w:t>
+      </w:r>
+      <m:oMath>
+        <m:r>
+          <m:rPr>
+            <m:scr m:val="double-struck"/>
+            <m:sty m:val="p"/>
+          </m:rPr>
+          <m:t>R</m:t>
+        </m:r>
+      </m:oMath>
+      <w:r>
+        <w:t xml:space="preserve">,</w:t>
+      </w:r>
+      <w:r>
+        <w:t xml:space="preserve"> </w:t>
+      </w:r>
+      <w:r>
+        <w:t xml:space="preserve">and let</w:t>
+      </w:r>
+      <w:r>
+        <w:t xml:space="preserve"> </w:t>
+      </w:r>
+      <m:oMath>
+        <m:r>
+          <m:rPr>
+            <m:sty m:val="p"/>
+          </m:rPr>
+          <m:t>⋆</m:t>
+        </m:r>
+      </m:oMath>
+      <w:r>
+        <w:t xml:space="preserve"> </w:t>
+      </w:r>
+      <w:r>
+        <w:t xml:space="preserve">be an operation that combines two elements</w:t>
+      </w:r>
+      <w:r>
+        <w:t xml:space="preserve"> </w:t>
+      </w:r>
+      <m:oMath>
+        <m:r>
+          <m:t>a</m:t>
+        </m:r>
+      </m:oMath>
+      <w:r>
+        <w:t xml:space="preserve"> </w:t>
+      </w:r>
+      <w:r>
+        <w:t xml:space="preserve">and</w:t>
+      </w:r>
+      <w:r>
+        <w:t xml:space="preserve"> </w:t>
+      </w:r>
+      <m:oMath>
+        <m:r>
+          <m:t>b</m:t>
+        </m:r>
+      </m:oMath>
+      <w:r>
+        <w:t xml:space="preserve"> </w:t>
+      </w:r>
+      <w:r>
+        <w:t xml:space="preserve">of</w:t>
+      </w:r>
+      <w:r>
+        <w:t xml:space="preserve"> </w:t>
+      </w:r>
+      <m:oMath>
+        <m:r>
+          <m:t>S</m:t>
+        </m:r>
+      </m:oMath>
+      <w:r>
+        <w:t xml:space="preserve"> </w:t>
+      </w:r>
+      <w:r>
+        <w:t xml:space="preserve">into an element</w:t>
+      </w:r>
+      <w:r>
+        <w:t xml:space="preserve"> </w:t>
+      </w:r>
+      <m:oMath>
+        <m:r>
+          <m:t>a</m:t>
+        </m:r>
+        <m:r>
+          <m:rPr>
+            <m:sty m:val="p"/>
+          </m:rPr>
+          <m:t>⋆</m:t>
+        </m:r>
+        <m:r>
+          <m:t>b</m:t>
+        </m:r>
+      </m:oMath>
+      <w:r>
+        <w:t xml:space="preserve"> </w:t>
+      </w:r>
+      <w:r>
+        <w:t xml:space="preserve">of</w:t>
+      </w:r>
+      <w:r>
+        <w:t xml:space="preserve"> </w:t>
+      </w:r>
+      <m:oMath>
+        <m:r>
+          <m:t>S</m:t>
+        </m:r>
+      </m:oMath>
+      <w:r>
+        <w:t xml:space="preserve">,</w:t>
+      </w:r>
+      <w:r>
+        <w:t xml:space="preserve"> </w:t>
+      </w:r>
+      <w:r>
+        <w:t xml:space="preserve">such as addition (</w:t>
+      </w:r>
+      <m:oMath>
+        <m:r>
+          <m:t>a</m:t>
+        </m:r>
         <m:r>
           <m:rPr>
             <m:sty m:val="p"/>
           </m:rPr>
           <m:t>+</m:t>
         </m:r>
-        <m:sSub>
-          <m:e>
-            <m:r>
-              <m:t>a</m:t>
-            </m:r>
-          </m:e>
-          <m:sub>
-            <m:r>
-              <m:t>2</m:t>
-            </m:r>
-          </m:sub>
-        </m:sSub>
-        <m:r>
-          <m:rPr>
-            <m:sty m:val="p"/>
-          </m:rPr>
-          <m:t>+</m:t>
-        </m:r>
-        <m:r>
-          <m:rPr>
-            <m:sty m:val="p"/>
-          </m:rPr>
-          <m:t>⋯</m:t>
-        </m:r>
-        <m:r>
-          <m:rPr>
-            <m:sty m:val="p"/>
-          </m:rPr>
-          <m:t>+</m:t>
-        </m:r>
-        <m:sSub>
-          <m:e>
-            <m:r>
-              <m:t>a</m:t>
-            </m:r>
-          </m:e>
-          <m:sub>
-            <m:r>
-              <m:t>n</m:t>
-            </m:r>
-          </m:sub>
-        </m:sSub>
-      </m:oMath>
-      <w:r>
-        <w:t xml:space="preserve">,</w:t>
-      </w:r>
-      <w:r>
-        <w:t xml:space="preserve"> </w:t>
-      </w:r>
-      <w:r>
-        <w:t xml:space="preserve">each of the numbers or expressions</w:t>
-      </w:r>
-      <w:r>
-        <w:t xml:space="preserve"> </w:t>
-      </w:r>
-      <m:oMath>
-        <m:sSub>
-          <m:e>
-            <m:r>
-              <m:t>a</m:t>
-            </m:r>
-          </m:e>
-          <m:sub>
-            <m:r>
-              <m:t>1</m:t>
-            </m:r>
-          </m:sub>
-        </m:sSub>
-        <m:r>
-          <m:rPr>
-            <m:sty m:val="p"/>
-          </m:rPr>
-          <m:t>,</m:t>
-        </m:r>
-        <m:sSub>
-          <m:e>
-            <m:r>
-              <m:t>a</m:t>
-            </m:r>
-          </m:e>
-          <m:sub>
-            <m:r>
-              <m:t>2</m:t>
-            </m:r>
-          </m:sub>
-        </m:sSub>
-        <m:r>
-          <m:rPr>
-            <m:sty m:val="p"/>
-          </m:rPr>
-          <m:t>,</m:t>
-        </m:r>
-        <m:r>
-          <m:rPr>
-            <m:sty m:val="p"/>
-          </m:rPr>
-          <m:t>…</m:t>
-        </m:r>
-        <m:r>
-          <m:rPr>
-            <m:sty m:val="p"/>
-          </m:rPr>
-          <m:t>,</m:t>
-        </m:r>
-        <m:sSub>
-          <m:e>
-            <m:r>
-              <m:t>a</m:t>
-            </m:r>
-          </m:e>
-          <m:sub>
-            <m:r>
-              <m:t>n</m:t>
-            </m:r>
-          </m:sub>
-        </m:sSub>
-      </m:oMath>
-      <w:r>
-        <w:t xml:space="preserve"> </w:t>
-      </w:r>
-      <w:r>
-        <w:t xml:space="preserve">being added</w:t>
-      </w:r>
-      <w:r>
-        <w:t xml:space="preserve"> </w:t>
-      </w:r>
-      <w:r>
-        <w:t xml:space="preserve">is a</w:t>
+        <m:r>
+          <m:t>b</m:t>
+        </m:r>
+      </m:oMath>
+      <w:r>
+        <w:t xml:space="preserve">) or multiplication (</w:t>
+      </w:r>
+      <m:oMath>
+        <m:r>
+          <m:t>a</m:t>
+        </m:r>
+        <m:r>
+          <m:rPr>
+            <m:sty m:val="p"/>
+          </m:rPr>
+          <m:t>×</m:t>
+        </m:r>
+        <m:r>
+          <m:t>b</m:t>
+        </m:r>
+      </m:oMath>
+      <w:r>
+        <w:t xml:space="preserve">) of real numbers.</w:t>
+      </w:r>
+      <w:r>
+        <w:t xml:space="preserve"> </w:t>
+      </w:r>
+      <w:r>
+        <w:t xml:space="preserve">An element</w:t>
+      </w:r>
+      <w:r>
+        <w:t xml:space="preserve"> </w:t>
+      </w:r>
+      <m:oMath>
+        <m:r>
+          <m:t>u</m:t>
+        </m:r>
+      </m:oMath>
+      <w:r>
+        <w:t xml:space="preserve"> </w:t>
+      </w:r>
+      <w:r>
+        <w:t xml:space="preserve">of</w:t>
+      </w:r>
+      <w:r>
+        <w:t xml:space="preserve"> </w:t>
+      </w:r>
+      <m:oMath>
+        <m:r>
+          <m:t>S</m:t>
+        </m:r>
+      </m:oMath>
+      <w:r>
+        <w:t xml:space="preserve"> </w:t>
+      </w:r>
+      <w:r>
+        <w:t xml:space="preserve">is an</w:t>
       </w:r>
       <w:r>
         <w:t xml:space="preserve"> </w:t>
@@ -14661,17 +15471,118 @@
           <w:b/>
           <w:bCs/>
         </w:rPr>
-        <w:t xml:space="preserve">term</w:t>
-      </w:r>
-      <w:r>
-        <w:t xml:space="preserve"> </w:t>
-      </w:r>
-      <w:r>
-        <w:t xml:space="preserve">of the sum.</w:t>
+        <w:t xml:space="preserve">identity element</w:t>
+      </w:r>
+      <w:r>
+        <w:t xml:space="preserve"> </w:t>
+      </w:r>
+      <w:r>
+        <w:t xml:space="preserve">for</w:t>
+      </w:r>
+      <w:r>
+        <w:t xml:space="preserve"> </w:t>
+      </w:r>
+      <m:oMath>
+        <m:r>
+          <m:rPr>
+            <m:sty m:val="p"/>
+          </m:rPr>
+          <m:t>⋆</m:t>
+        </m:r>
+      </m:oMath>
+      <w:r>
+        <w:t xml:space="preserve"> </w:t>
+      </w:r>
+      <w:r>
+        <w:t xml:space="preserve">if</w:t>
+      </w:r>
+      <w:r>
+        <w:t xml:space="preserve"> </w:t>
+      </w:r>
+      <m:oMath>
+        <m:r>
+          <m:t>a</m:t>
+        </m:r>
+        <m:r>
+          <m:rPr>
+            <m:sty m:val="p"/>
+          </m:rPr>
+          <m:t>⋆</m:t>
+        </m:r>
+        <m:r>
+          <m:t>u</m:t>
+        </m:r>
+        <m:r>
+          <m:rPr>
+            <m:sty m:val="p"/>
+          </m:rPr>
+          <m:t>=</m:t>
+        </m:r>
+        <m:r>
+          <m:t>a</m:t>
+        </m:r>
+      </m:oMath>
+      <w:r>
+        <w:t xml:space="preserve"> </w:t>
+      </w:r>
+      <w:r>
+        <w:t xml:space="preserve">and</w:t>
+      </w:r>
+      <w:r>
+        <w:t xml:space="preserve"> </w:t>
+      </w:r>
+      <m:oMath>
+        <m:r>
+          <m:t>u</m:t>
+        </m:r>
+        <m:r>
+          <m:rPr>
+            <m:sty m:val="p"/>
+          </m:rPr>
+          <m:t>⋆</m:t>
+        </m:r>
+        <m:r>
+          <m:t>a</m:t>
+        </m:r>
+        <m:r>
+          <m:rPr>
+            <m:sty m:val="p"/>
+          </m:rPr>
+          <m:t>=</m:t>
+        </m:r>
+        <m:r>
+          <m:t>a</m:t>
+        </m:r>
+      </m:oMath>
+      <w:r>
+        <w:t xml:space="preserve"> </w:t>
+      </w:r>
+      <w:r>
+        <w:t xml:space="preserve">for every</w:t>
+      </w:r>
+      <w:r>
+        <w:t xml:space="preserve"> </w:t>
+      </w:r>
+      <m:oMath>
+        <m:r>
+          <m:t>a</m:t>
+        </m:r>
+        <m:r>
+          <m:rPr>
+            <m:sty m:val="p"/>
+          </m:rPr>
+          <m:t>∈</m:t>
+        </m:r>
+        <m:r>
+          <m:t>S</m:t>
+        </m:r>
+      </m:oMath>
+      <w:r>
+        <w:t xml:space="preserve">.</w:t>
       </w:r>
     </w:p>
-    <w:bookmarkEnd w:id="47"/>
-    <w:bookmarkStart w:id="48" w:name="exm-term"/>
+    <w:bookmarkEnd w:id="53"/>
+    <w:bookmarkStart w:id="54" w:name="exm-identity-element"/>
     <w:p>
       <w:pPr>
         <w:pStyle w:val="BodyText"/>
@@ -14681,7 +15592,7 @@
           <w:b/>
           <w:bCs/>
         </w:rPr>
-        <w:t xml:space="preserve">Example 10 (Terms of a sum)</w:t>
+        <w:t xml:space="preserve">Example 11 (Identity elements for addition and multiplication)</w:t>
       </w:r>
       <w:r>
         <w:t xml:space="preserve"> </w:t>
@@ -14698,15 +15609,29 @@
           <w:numId w:val="1008"/>
         </w:numPr>
       </w:pPr>
-      <w:r>
-        <w:t xml:space="preserve">The sum</w:t>
-      </w:r>
-      <w:r>
-        <w:t xml:space="preserve"> </w:t>
-      </w:r>
-      <m:oMath>
-        <m:r>
-          <m:t>3</m:t>
+      <m:oMath>
+        <m:r>
+          <m:t>0</m:t>
+        </m:r>
+      </m:oMath>
+      <w:r>
+        <w:t xml:space="preserve"> </w:t>
+      </w:r>
+      <w:r>
+        <w:t xml:space="preserve">is the identity element for addition:</w:t>
+      </w:r>
+      <w:r>
+        <w:t xml:space="preserve"> </w:t>
+      </w:r>
+      <w:r>
+        <w:t xml:space="preserve">for example,</w:t>
+      </w:r>
+      <w:r>
+        <w:t xml:space="preserve"> </w:t>
+      </w:r>
+      <m:oMath>
+        <m:r>
+          <m:t>5</m:t>
         </m:r>
         <m:r>
           <m:rPr>
@@ -14715,8 +15640,31 @@
           <m:t>+</m:t>
         </m:r>
         <m:r>
+          <m:t>0</m:t>
+        </m:r>
+        <m:r>
+          <m:rPr>
+            <m:sty m:val="p"/>
+          </m:rPr>
+          <m:t>=</m:t>
+        </m:r>
+        <m:r>
           <m:t>5</m:t>
         </m:r>
+      </m:oMath>
+      <w:r>
+        <w:t xml:space="preserve"> </w:t>
+      </w:r>
+      <w:r>
+        <w:t xml:space="preserve">and</w:t>
+      </w:r>
+      <w:r>
+        <w:t xml:space="preserve"> </w:t>
+      </w:r>
+      <m:oMath>
+        <m:r>
+          <m:t>0</m:t>
+        </m:r>
         <m:r>
           <m:rPr>
             <m:sty m:val="p"/>
@@ -14724,50 +15672,34 @@
           <m:t>+</m:t>
         </m:r>
         <m:r>
-          <m:t>9</m:t>
-        </m:r>
-      </m:oMath>
-      <w:r>
-        <w:t xml:space="preserve"> </w:t>
-      </w:r>
-      <w:r>
-        <w:t xml:space="preserve">has three terms:</w:t>
-      </w:r>
-      <w:r>
-        <w:t xml:space="preserve"> </w:t>
-      </w:r>
-      <m:oMath>
-        <m:r>
-          <m:t>3</m:t>
-        </m:r>
-      </m:oMath>
-      <w:r>
-        <w:t xml:space="preserve">,</w:t>
-      </w:r>
-      <w:r>
-        <w:t xml:space="preserve"> </w:t>
-      </w:r>
-      <m:oMath>
-        <m:r>
           <m:t>5</m:t>
         </m:r>
-      </m:oMath>
-      <w:r>
-        <w:t xml:space="preserve"> </w:t>
-      </w:r>
-      <w:r>
-        <w:t xml:space="preserve">and</w:t>
-      </w:r>
-      <w:r>
-        <w:t xml:space="preserve"> </w:t>
-      </w:r>
-      <m:oMath>
-        <m:r>
-          <m:t>9</m:t>
-        </m:r>
-      </m:oMath>
-      <w:r>
-        <w:t xml:space="preserve">.</w:t>
+        <m:r>
+          <m:rPr>
+            <m:sty m:val="p"/>
+          </m:rPr>
+          <m:t>=</m:t>
+        </m:r>
+        <m:r>
+          <m:t>5</m:t>
+        </m:r>
+      </m:oMath>
+      <w:r>
+        <w:t xml:space="preserve"> </w:t>
+      </w:r>
+      <w:r>
+        <w:t xml:space="preserve">(</w:t>
+      </w:r>
+      <w:hyperlink w:anchor="thm-add-ident">
+        <w:r>
+          <w:rPr>
+            <w:rStyle w:val="Hyperlink"/>
+          </w:rPr>
+          <w:t xml:space="preserve">Theorem 4</w:t>
+        </w:r>
+      </w:hyperlink>
+      <w:r>
+        <w:t xml:space="preserve">).</w:t>
       </w:r>
     </w:p>
     <w:p>
@@ -14778,639 +15710,6 @@
           <w:numId w:val="1008"/>
         </w:numPr>
       </w:pPr>
-      <w:r>
-        <w:t xml:space="preserve">The sum</w:t>
-      </w:r>
-      <w:r>
-        <w:t xml:space="preserve"> </w:t>
-      </w:r>
-      <m:oMath>
-        <m:sSup>
-          <m:e>
-            <m:r>
-              <m:t>x</m:t>
-            </m:r>
-          </m:e>
-          <m:sup>
-            <m:r>
-              <m:t>2</m:t>
-            </m:r>
-          </m:sup>
-        </m:sSup>
-        <m:r>
-          <m:rPr>
-            <m:sty m:val="p"/>
-          </m:rPr>
-          <m:t>−</m:t>
-        </m:r>
-        <m:r>
-          <m:t>3</m:t>
-        </m:r>
-        <m:r>
-          <m:t>x</m:t>
-        </m:r>
-        <m:r>
-          <m:rPr>
-            <m:sty m:val="p"/>
-          </m:rPr>
-          <m:t>+</m:t>
-        </m:r>
-        <m:r>
-          <m:t>7</m:t>
-        </m:r>
-        <m:r>
-          <m:rPr>
-            <m:sty m:val="p"/>
-          </m:rPr>
-          <m:t>=</m:t>
-        </m:r>
-        <m:sSup>
-          <m:e>
-            <m:r>
-              <m:t>x</m:t>
-            </m:r>
-          </m:e>
-          <m:sup>
-            <m:r>
-              <m:t>2</m:t>
-            </m:r>
-          </m:sup>
-        </m:sSup>
-        <m:r>
-          <m:rPr>
-            <m:sty m:val="p"/>
-          </m:rPr>
-          <m:t>+</m:t>
-        </m:r>
-        <m:r>
-          <m:rPr>
-            <m:sty m:val="p"/>
-          </m:rPr>
-          <m:t>(</m:t>
-        </m:r>
-        <m:r>
-          <m:rPr>
-            <m:sty m:val="p"/>
-          </m:rPr>
-          <m:t>−</m:t>
-        </m:r>
-        <m:r>
-          <m:t>3</m:t>
-        </m:r>
-        <m:r>
-          <m:t>x</m:t>
-        </m:r>
-        <m:r>
-          <m:rPr>
-            <m:sty m:val="p"/>
-          </m:rPr>
-          <m:t>)</m:t>
-        </m:r>
-        <m:r>
-          <m:rPr>
-            <m:sty m:val="p"/>
-          </m:rPr>
-          <m:t>+</m:t>
-        </m:r>
-        <m:r>
-          <m:t>7</m:t>
-        </m:r>
-      </m:oMath>
-      <w:r>
-        <w:t xml:space="preserve"> </w:t>
-      </w:r>
-      <w:r>
-        <w:t xml:space="preserve">has three terms:</w:t>
-      </w:r>
-      <w:r>
-        <w:t xml:space="preserve"> </w:t>
-      </w:r>
-      <m:oMath>
-        <m:sSup>
-          <m:e>
-            <m:r>
-              <m:t>x</m:t>
-            </m:r>
-          </m:e>
-          <m:sup>
-            <m:r>
-              <m:t>2</m:t>
-            </m:r>
-          </m:sup>
-        </m:sSup>
-      </m:oMath>
-      <w:r>
-        <w:t xml:space="preserve">,</w:t>
-      </w:r>
-      <w:r>
-        <w:t xml:space="preserve"> </w:t>
-      </w:r>
-      <m:oMath>
-        <m:r>
-          <m:rPr>
-            <m:sty m:val="p"/>
-          </m:rPr>
-          <m:t>−</m:t>
-        </m:r>
-        <m:r>
-          <m:t>3</m:t>
-        </m:r>
-        <m:r>
-          <m:t>x</m:t>
-        </m:r>
-      </m:oMath>
-      <w:r>
-        <w:t xml:space="preserve"> </w:t>
-      </w:r>
-      <w:r>
-        <w:t xml:space="preserve">and</w:t>
-      </w:r>
-      <w:r>
-        <w:t xml:space="preserve"> </w:t>
-      </w:r>
-      <m:oMath>
-        <m:r>
-          <m:t>7</m:t>
-        </m:r>
-      </m:oMath>
-      <w:r>
-        <w:t xml:space="preserve">.</w:t>
-      </w:r>
-      <w:r>
-        <w:t xml:space="preserve"> </w:t>
-      </w:r>
-      <w:r>
-        <w:t xml:space="preserve">A subtracted expression counts as a term with a minus sign.</w:t>
-      </w:r>
-    </w:p>
-    <w:bookmarkEnd w:id="48"/>
-    <w:bookmarkStart w:id="49" w:name="def-identity-element"/>
-    <w:p>
-      <w:pPr>
-        <w:pStyle w:val="FirstParagraph"/>
-      </w:pPr>
-      <w:r>
-        <w:rPr>
-          <w:b/>
-          <w:bCs/>
-        </w:rPr>
-        <w:t xml:space="preserve">Definition 8 (Identity element)</w:t>
-      </w:r>
-      <w:r>
-        <w:t xml:space="preserve"> </w:t>
-      </w:r>
-      <w:r>
-        <w:t xml:space="preserve">Let</w:t>
-      </w:r>
-      <w:r>
-        <w:t xml:space="preserve"> </w:t>
-      </w:r>
-      <m:oMath>
-        <m:r>
-          <m:t>S</m:t>
-        </m:r>
-      </m:oMath>
-      <w:r>
-        <w:t xml:space="preserve"> </w:t>
-      </w:r>
-      <w:r>
-        <w:t xml:space="preserve">be a set, such as the real numbers</w:t>
-      </w:r>
-      <w:r>
-        <w:t xml:space="preserve"> </w:t>
-      </w:r>
-      <m:oMath>
-        <m:r>
-          <m:rPr>
-            <m:scr m:val="double-struck"/>
-            <m:sty m:val="p"/>
-          </m:rPr>
-          <m:t>R</m:t>
-        </m:r>
-      </m:oMath>
-      <w:r>
-        <w:t xml:space="preserve">,</w:t>
-      </w:r>
-      <w:r>
-        <w:t xml:space="preserve"> </w:t>
-      </w:r>
-      <w:r>
-        <w:t xml:space="preserve">and let</w:t>
-      </w:r>
-      <w:r>
-        <w:t xml:space="preserve"> </w:t>
-      </w:r>
-      <m:oMath>
-        <m:r>
-          <m:rPr>
-            <m:sty m:val="p"/>
-          </m:rPr>
-          <m:t>⋆</m:t>
-        </m:r>
-      </m:oMath>
-      <w:r>
-        <w:t xml:space="preserve"> </w:t>
-      </w:r>
-      <w:r>
-        <w:t xml:space="preserve">be an operation that combines two elements</w:t>
-      </w:r>
-      <w:r>
-        <w:t xml:space="preserve"> </w:t>
-      </w:r>
-      <m:oMath>
-        <m:r>
-          <m:t>a</m:t>
-        </m:r>
-      </m:oMath>
-      <w:r>
-        <w:t xml:space="preserve"> </w:t>
-      </w:r>
-      <w:r>
-        <w:t xml:space="preserve">and</w:t>
-      </w:r>
-      <w:r>
-        <w:t xml:space="preserve"> </w:t>
-      </w:r>
-      <m:oMath>
-        <m:r>
-          <m:t>b</m:t>
-        </m:r>
-      </m:oMath>
-      <w:r>
-        <w:t xml:space="preserve"> </w:t>
-      </w:r>
-      <w:r>
-        <w:t xml:space="preserve">of</w:t>
-      </w:r>
-      <w:r>
-        <w:t xml:space="preserve"> </w:t>
-      </w:r>
-      <m:oMath>
-        <m:r>
-          <m:t>S</m:t>
-        </m:r>
-      </m:oMath>
-      <w:r>
-        <w:t xml:space="preserve"> </w:t>
-      </w:r>
-      <w:r>
-        <w:t xml:space="preserve">into an element</w:t>
-      </w:r>
-      <w:r>
-        <w:t xml:space="preserve"> </w:t>
-      </w:r>
-      <m:oMath>
-        <m:r>
-          <m:t>a</m:t>
-        </m:r>
-        <m:r>
-          <m:rPr>
-            <m:sty m:val="p"/>
-          </m:rPr>
-          <m:t>⋆</m:t>
-        </m:r>
-        <m:r>
-          <m:t>b</m:t>
-        </m:r>
-      </m:oMath>
-      <w:r>
-        <w:t xml:space="preserve"> </w:t>
-      </w:r>
-      <w:r>
-        <w:t xml:space="preserve">of</w:t>
-      </w:r>
-      <w:r>
-        <w:t xml:space="preserve"> </w:t>
-      </w:r>
-      <m:oMath>
-        <m:r>
-          <m:t>S</m:t>
-        </m:r>
-      </m:oMath>
-      <w:r>
-        <w:t xml:space="preserve">,</w:t>
-      </w:r>
-      <w:r>
-        <w:t xml:space="preserve"> </w:t>
-      </w:r>
-      <w:r>
-        <w:t xml:space="preserve">such as addition (</w:t>
-      </w:r>
-      <m:oMath>
-        <m:r>
-          <m:t>a</m:t>
-        </m:r>
-        <m:r>
-          <m:rPr>
-            <m:sty m:val="p"/>
-          </m:rPr>
-          <m:t>+</m:t>
-        </m:r>
-        <m:r>
-          <m:t>b</m:t>
-        </m:r>
-      </m:oMath>
-      <w:r>
-        <w:t xml:space="preserve">) or multiplication (</w:t>
-      </w:r>
-      <m:oMath>
-        <m:r>
-          <m:t>a</m:t>
-        </m:r>
-        <m:r>
-          <m:rPr>
-            <m:sty m:val="p"/>
-          </m:rPr>
-          <m:t>×</m:t>
-        </m:r>
-        <m:r>
-          <m:t>b</m:t>
-        </m:r>
-      </m:oMath>
-      <w:r>
-        <w:t xml:space="preserve">) of real numbers.</w:t>
-      </w:r>
-      <w:r>
-        <w:t xml:space="preserve"> </w:t>
-      </w:r>
-      <w:r>
-        <w:t xml:space="preserve">An element</w:t>
-      </w:r>
-      <w:r>
-        <w:t xml:space="preserve"> </w:t>
-      </w:r>
-      <m:oMath>
-        <m:r>
-          <m:t>u</m:t>
-        </m:r>
-      </m:oMath>
-      <w:r>
-        <w:t xml:space="preserve"> </w:t>
-      </w:r>
-      <w:r>
-        <w:t xml:space="preserve">of</w:t>
-      </w:r>
-      <w:r>
-        <w:t xml:space="preserve"> </w:t>
-      </w:r>
-      <m:oMath>
-        <m:r>
-          <m:t>S</m:t>
-        </m:r>
-      </m:oMath>
-      <w:r>
-        <w:t xml:space="preserve"> </w:t>
-      </w:r>
-      <w:r>
-        <w:t xml:space="preserve">is an</w:t>
-      </w:r>
-      <w:r>
-        <w:t xml:space="preserve"> </w:t>
-      </w:r>
-      <w:r>
-        <w:rPr>
-          <w:b/>
-          <w:bCs/>
-        </w:rPr>
-        <w:t xml:space="preserve">identity element</w:t>
-      </w:r>
-      <w:r>
-        <w:t xml:space="preserve"> </w:t>
-      </w:r>
-      <w:r>
-        <w:t xml:space="preserve">for</w:t>
-      </w:r>
-      <w:r>
-        <w:t xml:space="preserve"> </w:t>
-      </w:r>
-      <m:oMath>
-        <m:r>
-          <m:rPr>
-            <m:sty m:val="p"/>
-          </m:rPr>
-          <m:t>⋆</m:t>
-        </m:r>
-      </m:oMath>
-      <w:r>
-        <w:t xml:space="preserve"> </w:t>
-      </w:r>
-      <w:r>
-        <w:t xml:space="preserve">if</w:t>
-      </w:r>
-      <w:r>
-        <w:t xml:space="preserve"> </w:t>
-      </w:r>
-      <m:oMath>
-        <m:r>
-          <m:t>a</m:t>
-        </m:r>
-        <m:r>
-          <m:rPr>
-            <m:sty m:val="p"/>
-          </m:rPr>
-          <m:t>⋆</m:t>
-        </m:r>
-        <m:r>
-          <m:t>u</m:t>
-        </m:r>
-        <m:r>
-          <m:rPr>
-            <m:sty m:val="p"/>
-          </m:rPr>
-          <m:t>=</m:t>
-        </m:r>
-        <m:r>
-          <m:t>a</m:t>
-        </m:r>
-      </m:oMath>
-      <w:r>
-        <w:t xml:space="preserve"> </w:t>
-      </w:r>
-      <w:r>
-        <w:t xml:space="preserve">and</w:t>
-      </w:r>
-      <w:r>
-        <w:t xml:space="preserve"> </w:t>
-      </w:r>
-      <m:oMath>
-        <m:r>
-          <m:t>u</m:t>
-        </m:r>
-        <m:r>
-          <m:rPr>
-            <m:sty m:val="p"/>
-          </m:rPr>
-          <m:t>⋆</m:t>
-        </m:r>
-        <m:r>
-          <m:t>a</m:t>
-        </m:r>
-        <m:r>
-          <m:rPr>
-            <m:sty m:val="p"/>
-          </m:rPr>
-          <m:t>=</m:t>
-        </m:r>
-        <m:r>
-          <m:t>a</m:t>
-        </m:r>
-      </m:oMath>
-      <w:r>
-        <w:t xml:space="preserve"> </w:t>
-      </w:r>
-      <w:r>
-        <w:t xml:space="preserve">for every</w:t>
-      </w:r>
-      <w:r>
-        <w:t xml:space="preserve"> </w:t>
-      </w:r>
-      <m:oMath>
-        <m:r>
-          <m:t>a</m:t>
-        </m:r>
-        <m:r>
-          <m:rPr>
-            <m:sty m:val="p"/>
-          </m:rPr>
-          <m:t>∈</m:t>
-        </m:r>
-        <m:r>
-          <m:t>S</m:t>
-        </m:r>
-      </m:oMath>
-      <w:r>
-        <w:t xml:space="preserve">.</w:t>
-      </w:r>
-    </w:p>
-    <w:bookmarkEnd w:id="49"/>
-    <w:bookmarkStart w:id="50" w:name="exm-identity-element"/>
-    <w:p>
-      <w:pPr>
-        <w:pStyle w:val="BodyText"/>
-      </w:pPr>
-      <w:r>
-        <w:rPr>
-          <w:b/>
-          <w:bCs/>
-        </w:rPr>
-        <w:t xml:space="preserve">Example 11 (Identity elements for addition and multiplication)</w:t>
-      </w:r>
-      <w:r>
-        <w:t xml:space="preserve"> </w:t>
-      </w:r>
-      <w:r>
-        <w:t xml:space="preserve"> </w:t>
-      </w:r>
-    </w:p>
-    <w:p>
-      <w:pPr>
-        <w:pStyle w:val="Compact"/>
-        <w:numPr>
-          <w:ilvl w:val="0"/>
-          <w:numId w:val="1009"/>
-        </w:numPr>
-      </w:pPr>
-      <m:oMath>
-        <m:r>
-          <m:t>0</m:t>
-        </m:r>
-      </m:oMath>
-      <w:r>
-        <w:t xml:space="preserve"> </w:t>
-      </w:r>
-      <w:r>
-        <w:t xml:space="preserve">is the identity element for addition:</w:t>
-      </w:r>
-      <w:r>
-        <w:t xml:space="preserve"> </w:t>
-      </w:r>
-      <w:r>
-        <w:t xml:space="preserve">for example,</w:t>
-      </w:r>
-      <w:r>
-        <w:t xml:space="preserve"> </w:t>
-      </w:r>
-      <m:oMath>
-        <m:r>
-          <m:t>5</m:t>
-        </m:r>
-        <m:r>
-          <m:rPr>
-            <m:sty m:val="p"/>
-          </m:rPr>
-          <m:t>+</m:t>
-        </m:r>
-        <m:r>
-          <m:t>0</m:t>
-        </m:r>
-        <m:r>
-          <m:rPr>
-            <m:sty m:val="p"/>
-          </m:rPr>
-          <m:t>=</m:t>
-        </m:r>
-        <m:r>
-          <m:t>5</m:t>
-        </m:r>
-      </m:oMath>
-      <w:r>
-        <w:t xml:space="preserve"> </w:t>
-      </w:r>
-      <w:r>
-        <w:t xml:space="preserve">and</w:t>
-      </w:r>
-      <w:r>
-        <w:t xml:space="preserve"> </w:t>
-      </w:r>
-      <m:oMath>
-        <m:r>
-          <m:t>0</m:t>
-        </m:r>
-        <m:r>
-          <m:rPr>
-            <m:sty m:val="p"/>
-          </m:rPr>
-          <m:t>+</m:t>
-        </m:r>
-        <m:r>
-          <m:t>5</m:t>
-        </m:r>
-        <m:r>
-          <m:rPr>
-            <m:sty m:val="p"/>
-          </m:rPr>
-          <m:t>=</m:t>
-        </m:r>
-        <m:r>
-          <m:t>5</m:t>
-        </m:r>
-      </m:oMath>
-      <w:r>
-        <w:t xml:space="preserve"> </w:t>
-      </w:r>
-      <w:r>
-        <w:t xml:space="preserve">(</w:t>
-      </w:r>
-      <w:hyperlink w:anchor="thm-add-ident">
-        <w:r>
-          <w:rPr>
-            <w:rStyle w:val="Hyperlink"/>
-          </w:rPr>
-          <w:t xml:space="preserve">Theorem 4</w:t>
-        </w:r>
-      </w:hyperlink>
-      <w:r>
-        <w:t xml:space="preserve">).</w:t>
-      </w:r>
-    </w:p>
-    <w:p>
-      <w:pPr>
-        <w:pStyle w:val="Compact"/>
-        <w:numPr>
-          <w:ilvl w:val="0"/>
-          <w:numId w:val="1009"/>
-        </w:numPr>
-      </w:pPr>
       <m:oMath>
         <m:r>
           <m:t>1</m:t>
@@ -15509,7 +15808,7 @@
         <w:pStyle w:val="Compact"/>
         <w:numPr>
           <w:ilvl w:val="0"/>
-          <w:numId w:val="1009"/>
+          <w:numId w:val="1008"/>
         </w:numPr>
       </w:pPr>
       <m:oMath>
@@ -15597,8 +15896,8 @@
         <w:t xml:space="preserve">.</w:t>
       </w:r>
     </w:p>
-    <w:bookmarkEnd w:id="50"/>
-    <w:bookmarkStart w:id="51" w:name="def-commutative"/>
+    <w:bookmarkEnd w:id="54"/>
+    <w:bookmarkStart w:id="55" w:name="def-commutative"/>
     <w:p>
       <w:pPr>
         <w:pStyle w:val="FirstParagraph"/>
@@ -15608,7 +15907,7 @@
           <w:b/>
           <w:bCs/>
         </w:rPr>
-        <w:t xml:space="preserve">Definition 9 (Commutative operation)</w:t>
+        <w:t xml:space="preserve">Definition 13 (Commutative operation)</w:t>
       </w:r>
       <w:r>
         <w:t xml:space="preserve"> </w:t>
@@ -15652,7 +15951,7 @@
           <w:rPr>
             <w:rStyle w:val="Hyperlink"/>
           </w:rPr>
-          <w:t xml:space="preserve">Definition 8</w:t>
+          <w:t xml:space="preserve">Definition 12</w:t>
         </w:r>
       </w:hyperlink>
       <w:r>
@@ -15813,8 +16112,8 @@
         <w:t xml:space="preserve">.</w:t>
       </w:r>
     </w:p>
-    <w:bookmarkEnd w:id="51"/>
-    <w:bookmarkStart w:id="52" w:name="exm-commutative"/>
+    <w:bookmarkEnd w:id="55"/>
+    <w:bookmarkStart w:id="56" w:name="exm-commutative"/>
     <w:p>
       <w:pPr>
         <w:pStyle w:val="BodyText"/>
@@ -15837,7 +16136,7 @@
       <w:pPr>
         <w:numPr>
           <w:ilvl w:val="0"/>
-          <w:numId w:val="1010"/>
+          <w:numId w:val="1009"/>
         </w:numPr>
       </w:pPr>
       <w:r>
@@ -15917,7 +16216,7 @@
       <w:pPr>
         <w:numPr>
           <w:ilvl w:val="0"/>
-          <w:numId w:val="1010"/>
+          <w:numId w:val="1009"/>
         </w:numPr>
       </w:pPr>
       <w:r>
@@ -15988,8 +16287,8 @@
         <w:t xml:space="preserve">.</w:t>
       </w:r>
     </w:p>
-    <w:bookmarkEnd w:id="52"/>
-    <w:bookmarkStart w:id="53" w:name="def-associative"/>
+    <w:bookmarkEnd w:id="56"/>
+    <w:bookmarkStart w:id="57" w:name="def-associative"/>
     <w:p>
       <w:pPr>
         <w:pStyle w:val="FirstParagraph"/>
@@ -15999,7 +16298,7 @@
           <w:b/>
           <w:bCs/>
         </w:rPr>
-        <w:t xml:space="preserve">Definition 10 (Associative operation)</w:t>
+        <w:t xml:space="preserve">Definition 14 (Associative operation)</w:t>
       </w:r>
       <w:r>
         <w:t xml:space="preserve"> </w:t>
@@ -16043,7 +16342,7 @@
           <w:rPr>
             <w:rStyle w:val="Hyperlink"/>
           </w:rPr>
-          <w:t xml:space="preserve">Definition 8</w:t>
+          <w:t xml:space="preserve">Definition 12</w:t>
         </w:r>
       </w:hyperlink>
       <w:r>
@@ -16199,8 +16498,8 @@
         <w:t xml:space="preserve">which pair is combined first does not matter.</w:t>
       </w:r>
     </w:p>
-    <w:bookmarkEnd w:id="53"/>
-    <w:bookmarkStart w:id="54" w:name="exm-associative"/>
+    <w:bookmarkEnd w:id="57"/>
+    <w:bookmarkStart w:id="58" w:name="exm-associative"/>
     <w:p>
       <w:pPr>
         <w:pStyle w:val="BodyText"/>
@@ -16223,7 +16522,7 @@
       <w:pPr>
         <w:numPr>
           <w:ilvl w:val="0"/>
-          <w:numId w:val="1011"/>
+          <w:numId w:val="1010"/>
         </w:numPr>
       </w:pPr>
       <w:r>
@@ -16425,7 +16724,7 @@
       <w:pPr>
         <w:numPr>
           <w:ilvl w:val="0"/>
-          <w:numId w:val="1011"/>
+          <w:numId w:val="1010"/>
         </w:numPr>
       </w:pPr>
       <w:r>
@@ -16623,8 +16922,8 @@
         </m:oMath>
       </m:oMathPara>
     </w:p>
-    <w:bookmarkEnd w:id="54"/>
-    <w:bookmarkStart w:id="55" w:name="thm-add-ident"/>
+    <w:bookmarkEnd w:id="58"/>
+    <w:bookmarkStart w:id="59" w:name="thm-add-ident"/>
     <w:p>
       <w:pPr>
         <w:pStyle w:val="FirstParagraph"/>
@@ -16670,8 +16969,8 @@
         </m:oMath>
       </m:oMathPara>
     </w:p>
-    <w:bookmarkEnd w:id="55"/>
-    <w:bookmarkStart w:id="56" w:name="thm-sum-symmetric"/>
+    <w:bookmarkEnd w:id="59"/>
+    <w:bookmarkStart w:id="60" w:name="thm-sum-symmetric"/>
     <w:p>
       <w:pPr>
         <w:pStyle w:val="FirstParagraph"/>
@@ -16726,8 +17025,8 @@
         </m:oMath>
       </m:oMathPara>
     </w:p>
-    <w:bookmarkEnd w:id="56"/>
-    <w:bookmarkStart w:id="57" w:name="thm-sum-assoc"/>
+    <w:bookmarkEnd w:id="60"/>
+    <w:bookmarkStart w:id="61" w:name="thm-sum-assoc"/>
     <w:p>
       <w:pPr>
         <w:pStyle w:val="FirstParagraph"/>
@@ -16836,8 +17135,8 @@
         </m:oMath>
       </m:oMathPara>
     </w:p>
-    <w:bookmarkEnd w:id="57"/>
-    <w:bookmarkStart w:id="58" w:name="exm-sum-assoc"/>
+    <w:bookmarkEnd w:id="61"/>
+    <w:bookmarkStart w:id="62" w:name="exm-sum-assoc"/>
     <w:p>
       <w:pPr>
         <w:pStyle w:val="FirstParagraph"/>
@@ -17038,9 +17337,9 @@
         </m:oMath>
       </m:oMathPara>
     </w:p>
-    <w:bookmarkEnd w:id="58"/>
-    <w:bookmarkEnd w:id="59"/>
-    <w:bookmarkStart w:id="63" w:name="products"/>
+    <w:bookmarkEnd w:id="62"/>
+    <w:bookmarkEnd w:id="63"/>
+    <w:bookmarkStart w:id="67" w:name="products"/>
     <w:p>
       <w:pPr>
         <w:pStyle w:val="Heading2"/>
@@ -17049,7 +17348,7 @@
         <w:t xml:space="preserve">4 Products</w:t>
       </w:r>
     </w:p>
-    <w:bookmarkStart w:id="60" w:name="thm-mult-one"/>
+    <w:bookmarkStart w:id="64" w:name="thm-mult-one"/>
     <w:p>
       <w:pPr>
         <w:pStyle w:val="FirstParagraph"/>
@@ -17095,8 +17394,8 @@
         </m:oMath>
       </m:oMathPara>
     </w:p>
-    <w:bookmarkEnd w:id="60"/>
-    <w:bookmarkStart w:id="61" w:name="thm-prod-symmetric"/>
+    <w:bookmarkEnd w:id="64"/>
+    <w:bookmarkStart w:id="65" w:name="thm-prod-symmetric"/>
     <w:p>
       <w:pPr>
         <w:pStyle w:val="FirstParagraph"/>
@@ -17151,8 +17450,8 @@
         </m:oMath>
       </m:oMathPara>
     </w:p>
-    <w:bookmarkEnd w:id="61"/>
-    <w:bookmarkStart w:id="62" w:name="thm-prod-assoc"/>
+    <w:bookmarkEnd w:id="65"/>
+    <w:bookmarkStart w:id="66" w:name="thm-prod-assoc"/>
     <w:p>
       <w:pPr>
         <w:pStyle w:val="FirstParagraph"/>
@@ -17249,9 +17548,9 @@
         </m:oMath>
       </m:oMathPara>
     </w:p>
-    <w:bookmarkEnd w:id="62"/>
-    <w:bookmarkEnd w:id="63"/>
-    <w:bookmarkStart w:id="65" w:name="division"/>
+    <w:bookmarkEnd w:id="66"/>
+    <w:bookmarkEnd w:id="67"/>
+    <w:bookmarkStart w:id="69" w:name="division"/>
     <w:p>
       <w:pPr>
         <w:pStyle w:val="Heading2"/>
@@ -17260,7 +17559,7 @@
         <w:t xml:space="preserve">5 Division</w:t>
       </w:r>
     </w:p>
-    <w:bookmarkStart w:id="64" w:name="thm-prod-div"/>
+    <w:bookmarkStart w:id="68" w:name="thm-prod-div"/>
     <w:p>
       <w:pPr>
         <w:pStyle w:val="FirstParagraph"/>
@@ -17356,9 +17655,9 @@
         </m:oMath>
       </m:oMathPara>
     </w:p>
-    <w:bookmarkEnd w:id="64"/>
-    <w:bookmarkEnd w:id="65"/>
-    <w:bookmarkStart w:id="77" w:name="sums-and-products-together"/>
+    <w:bookmarkEnd w:id="68"/>
+    <w:bookmarkEnd w:id="69"/>
+    <w:bookmarkStart w:id="82" w:name="sums-and-products-together"/>
     <w:p>
       <w:pPr>
         <w:pStyle w:val="Heading2"/>
@@ -17367,7 +17666,7 @@
         <w:t xml:space="preserve">6 Sums and products together</w:t>
       </w:r>
     </w:p>
-    <w:bookmarkStart w:id="66" w:name="def-distributes-over"/>
+    <w:bookmarkStart w:id="70" w:name="def-distributes-over"/>
     <w:p>
       <w:pPr>
         <w:pStyle w:val="FirstParagraph"/>
@@ -17377,7 +17676,7 @@
           <w:b/>
           <w:bCs/>
         </w:rPr>
-        <w:t xml:space="preserve">Definition 11 (Distributes over)</w:t>
+        <w:t xml:space="preserve">Definition 15 (Distributes over)</w:t>
       </w:r>
       <w:r>
         <w:t xml:space="preserve"> </w:t>
@@ -17609,8 +17908,8 @@
         <w:t xml:space="preserve">.</w:t>
       </w:r>
     </w:p>
-    <w:bookmarkEnd w:id="66"/>
-    <w:bookmarkStart w:id="67" w:name="exm-addition-not-distributive"/>
+    <w:bookmarkEnd w:id="70"/>
+    <w:bookmarkStart w:id="71" w:name="exm-addition-not-distributive"/>
     <w:p>
       <w:pPr>
         <w:pStyle w:val="BodyText"/>
@@ -17847,7 +18146,7 @@
           <w:rPr>
             <w:rStyle w:val="Hyperlink"/>
           </w:rPr>
-          <w:t xml:space="preserve">Definition 11</w:t>
+          <w:t xml:space="preserve">Definition 15</w:t>
         </w:r>
       </w:hyperlink>
       <w:r>
@@ -17912,8 +18211,8 @@
         <w:t xml:space="preserve">.</w:t>
       </w:r>
     </w:p>
-    <w:bookmarkEnd w:id="67"/>
-    <w:bookmarkStart w:id="68" w:name="def-distributive"/>
+    <w:bookmarkEnd w:id="71"/>
+    <w:bookmarkStart w:id="72" w:name="def-distributive"/>
     <w:p>
       <w:pPr>
         <w:pStyle w:val="BodyText"/>
@@ -17923,7 +18222,7 @@
           <w:b/>
           <w:bCs/>
         </w:rPr>
-        <w:t xml:space="preserve">Definition 12 (Distributive law)</w:t>
+        <w:t xml:space="preserve">Definition 16 (Distributive law)</w:t>
       </w:r>
       <w:r>
         <w:t xml:space="preserve"> </w:t>
@@ -17958,7 +18257,7 @@
           <w:rPr>
             <w:rStyle w:val="Hyperlink"/>
           </w:rPr>
-          <w:t xml:space="preserve">Definition 11</w:t>
+          <w:t xml:space="preserve">Definition 15</w:t>
         </w:r>
       </w:hyperlink>
       <w:r>
@@ -18099,8 +18398,8 @@
         <w:t xml:space="preserve">.</w:t>
       </w:r>
     </w:p>
-    <w:bookmarkEnd w:id="68"/>
-    <w:bookmarkStart w:id="69" w:name="exm-distributive"/>
+    <w:bookmarkEnd w:id="72"/>
+    <w:bookmarkStart w:id="73" w:name="exm-distributive"/>
     <w:p>
       <w:pPr>
         <w:pStyle w:val="BodyText"/>
@@ -18322,8 +18621,8 @@
         </m:oMath>
       </m:oMathPara>
     </w:p>
-    <w:bookmarkEnd w:id="69"/>
-    <w:bookmarkStart w:id="70" w:name="thm-mult-distr"/>
+    <w:bookmarkEnd w:id="73"/>
+    <w:bookmarkStart w:id="74" w:name="thm-mult-distr"/>
     <w:p>
       <w:pPr>
         <w:pStyle w:val="FirstParagraph"/>
@@ -18399,8 +18698,8 @@
         </m:oMath>
       </m:oMathPara>
     </w:p>
-    <w:bookmarkEnd w:id="70"/>
-    <w:bookmarkStart w:id="71" w:name="def-like-terms"/>
+    <w:bookmarkEnd w:id="74"/>
+    <w:bookmarkStart w:id="75" w:name="def-like-terms"/>
     <w:p>
       <w:pPr>
         <w:pStyle w:val="FirstParagraph"/>
@@ -18410,7 +18709,7 @@
           <w:b/>
           <w:bCs/>
         </w:rPr>
-        <w:t xml:space="preserve">Definition 13 (Like terms)</w:t>
+        <w:t xml:space="preserve">Definition 17 (Like terms)</w:t>
       </w:r>
       <w:r>
         <w:t xml:space="preserve"> </w:t>
@@ -18572,6 +18871,20 @@
       <w:r>
         <w:t xml:space="preserve">is that product.</w:t>
       </w:r>
+    </w:p>
+    <w:bookmarkEnd w:id="75"/>
+    <w:bookmarkStart w:id="76" w:name="def-collect-like-terms"/>
+    <w:p>
+      <w:pPr>
+        <w:pStyle w:val="BodyText"/>
+      </w:pPr>
+      <w:r>
+        <w:rPr>
+          <w:b/>
+          <w:bCs/>
+        </w:rPr>
+        <w:t xml:space="preserve">Definition 18 (Collecting like terms)</w:t>
+      </w:r>
       <w:r>
         <w:t xml:space="preserve"> </w:t>
       </w:r>
@@ -18592,7 +18905,18 @@
         <w:t xml:space="preserve"> </w:t>
       </w:r>
       <w:r>
-        <w:t xml:space="preserve">like terms is to replace their sum by one term,</w:t>
+        <w:t xml:space="preserve">like terms (</w:t>
+      </w:r>
+      <w:hyperlink w:anchor="def-like-terms">
+        <w:r>
+          <w:rPr>
+            <w:rStyle w:val="Hyperlink"/>
+          </w:rPr>
+          <w:t xml:space="preserve">Definition 17</w:t>
+        </w:r>
+      </w:hyperlink>
+      <w:r>
+        <w:t xml:space="preserve">) is to replace their sum by one term,</w:t>
       </w:r>
       <w:r>
         <w:t xml:space="preserve"> </w:t>
@@ -18707,8 +19031,8 @@
         <w:t xml:space="preserve">.</w:t>
       </w:r>
     </w:p>
-    <w:bookmarkEnd w:id="71"/>
-    <w:bookmarkStart w:id="72" w:name="exm-like-terms"/>
+    <w:bookmarkEnd w:id="76"/>
+    <w:bookmarkStart w:id="77" w:name="exm-like-terms"/>
     <w:p>
       <w:pPr>
         <w:pStyle w:val="BodyText"/>
@@ -18731,7 +19055,7 @@
       <w:pPr>
         <w:numPr>
           <w:ilvl w:val="0"/>
-          <w:numId w:val="1012"/>
+          <w:numId w:val="1011"/>
         </w:numPr>
       </w:pPr>
       <m:oMath>
@@ -18917,7 +19241,7 @@
       <w:pPr>
         <w:numPr>
           <w:ilvl w:val="0"/>
-          <w:numId w:val="1012"/>
+          <w:numId w:val="1011"/>
         </w:numPr>
       </w:pPr>
       <m:oMath>
@@ -18975,8 +19299,8 @@
         <w:t xml:space="preserve">appears to different powers.</w:t>
       </w:r>
     </w:p>
-    <w:bookmarkEnd w:id="72"/>
-    <w:bookmarkStart w:id="73" w:name="exr-square-of-a-sum"/>
+    <w:bookmarkEnd w:id="77"/>
+    <w:bookmarkStart w:id="78" w:name="exr-square-of-a-sum"/>
     <w:p>
       <w:pPr>
         <w:pStyle w:val="FirstParagraph"/>
@@ -19158,8 +19482,8 @@
         <w:t xml:space="preserve">using only the distributive law and the rules above.</w:t>
       </w:r>
     </w:p>
-    <w:bookmarkEnd w:id="73"/>
-    <w:bookmarkStart w:id="74" w:name="sol-square-of-a-sum"/>
+    <w:bookmarkEnd w:id="78"/>
+    <w:bookmarkStart w:id="79" w:name="sol-square-of-a-sum"/>
     <w:p>
       <w:pPr>
         <w:pStyle w:val="BodyText"/>
@@ -19918,7 +20242,7 @@
                   <m:nor/>
                   <m:sty m:val="p"/>
                 </m:rPr>
-                <m:t>Definition 13</m:t>
+                <m:t>Definition 18</m:t>
               </m:r>
               <m:r>
                 <m:rPr>
@@ -20023,8 +20347,8 @@
         <w:t xml:space="preserve">to drop the parentheses.</w:t>
       </w:r>
     </w:p>
-    <w:bookmarkEnd w:id="74"/>
-    <w:bookmarkStart w:id="75" w:name="thm-square-of-a-sum"/>
+    <w:bookmarkEnd w:id="79"/>
+    <w:bookmarkStart w:id="80" w:name="thm-square-of-a-sum"/>
     <w:p>
       <w:pPr>
         <w:pStyle w:val="BodyText"/>
@@ -20164,7 +20488,7 @@
         </m:oMath>
       </m:oMathPara>
     </w:p>
-    <w:bookmarkEnd w:id="75"/>
+    <w:bookmarkEnd w:id="80"/>
     <w:p>
       <w:pPr>
         <w:pStyle w:val="FirstParagraph"/>
@@ -20197,7 +20521,7 @@
         <w:t xml:space="preserve">.</w:t>
       </w:r>
     </w:p>
-    <w:bookmarkStart w:id="76" w:name="rem-square-of-a-difference"/>
+    <w:bookmarkStart w:id="81" w:name="rem-square-of-a-difference"/>
     <w:p>
       <w:pPr>
         <w:pStyle w:val="BodyText"/>
@@ -20734,9 +21058,9 @@
         </m:oMath>
       </m:oMathPara>
     </w:p>
-    <w:bookmarkEnd w:id="76"/>
-    <w:bookmarkEnd w:id="77"/>
-    <w:bookmarkStart w:id="97" w:name="sec-summation"/>
+    <w:bookmarkEnd w:id="81"/>
+    <w:bookmarkEnd w:id="82"/>
+    <w:bookmarkStart w:id="104" w:name="sec-summation"/>
     <w:p>
       <w:pPr>
         <w:pStyle w:val="Heading2"/>
@@ -20745,7 +21069,7 @@
         <w:t xml:space="preserve">7 Summation notation</w:t>
       </w:r>
     </w:p>
-    <w:bookmarkStart w:id="78" w:name="exr-expand-a-sum"/>
+    <w:bookmarkStart w:id="83" w:name="exr-expand-a-sum"/>
     <w:p>
       <w:pPr>
         <w:pStyle w:val="FirstParagraph"/>
@@ -20821,7 +21145,7 @@
         <w:pStyle w:val="Compact"/>
         <w:numPr>
           <w:ilvl w:val="0"/>
-          <w:numId w:val="1013"/>
+          <w:numId w:val="1012"/>
         </w:numPr>
       </w:pPr>
       <w:r>
@@ -20833,7 +21157,7 @@
         <w:pStyle w:val="Compact"/>
         <w:numPr>
           <w:ilvl w:val="0"/>
-          <w:numId w:val="1013"/>
+          <w:numId w:val="1012"/>
         </w:numPr>
       </w:pPr>
       <w:r>
@@ -20997,8 +21321,8 @@
         <w:t xml:space="preserve">symbol.</w:t>
       </w:r>
     </w:p>
-    <w:bookmarkEnd w:id="78"/>
-    <w:bookmarkStart w:id="79" w:name="sol-expand-a-sum"/>
+    <w:bookmarkEnd w:id="83"/>
+    <w:bookmarkStart w:id="84" w:name="sol-expand-a-sum"/>
     <w:p>
       <w:pPr>
         <w:pStyle w:val="FirstParagraph"/>
@@ -21018,7 +21342,7 @@
       <w:pPr>
         <w:numPr>
           <w:ilvl w:val="0"/>
-          <w:numId w:val="1014"/>
+          <w:numId w:val="1013"/>
         </w:numPr>
       </w:pPr>
       <w:r>
@@ -21271,7 +21595,7 @@
       <w:pPr>
         <w:numPr>
           <w:ilvl w:val="0"/>
-          <w:numId w:val="1014"/>
+          <w:numId w:val="1013"/>
         </w:numPr>
       </w:pPr>
       <w:r>
@@ -21712,8 +22036,8 @@
         </m:oMath>
       </m:oMathPara>
     </w:p>
-    <w:bookmarkEnd w:id="79"/>
-    <w:bookmarkStart w:id="80" w:name="def-summation"/>
+    <w:bookmarkEnd w:id="84"/>
+    <w:bookmarkStart w:id="86" w:name="def-summation"/>
     <w:p>
       <w:pPr>
         <w:pStyle w:val="FirstParagraph"/>
@@ -21723,7 +22047,7 @@
           <w:b/>
           <w:bCs/>
         </w:rPr>
-        <w:t xml:space="preserve">Definition 14 (Summation notation)</w:t>
+        <w:t xml:space="preserve">Definition 19 (Summation notation)</w:t>
       </w:r>
       <w:r>
         <w:t xml:space="preserve"> </w:t>
@@ -22080,6 +22404,74 @@
         <w:pStyle w:val="FirstParagraph"/>
       </w:pPr>
       <w:r>
+        <w:t xml:space="preserve">The numbers</w:t>
+      </w:r>
+      <w:r>
+        <w:t xml:space="preserve"> </w:t>
+      </w:r>
+      <m:oMath>
+        <m:r>
+          <m:t>m</m:t>
+        </m:r>
+      </m:oMath>
+      <w:r>
+        <w:t xml:space="preserve"> </w:t>
+      </w:r>
+      <w:r>
+        <w:t xml:space="preserve">and</w:t>
+      </w:r>
+      <w:r>
+        <w:t xml:space="preserve"> </w:t>
+      </w:r>
+      <m:oMath>
+        <m:r>
+          <m:t>n</m:t>
+        </m:r>
+      </m:oMath>
+      <w:r>
+        <w:t xml:space="preserve"> </w:t>
+      </w:r>
+      <w:r>
+        <w:t xml:space="preserve">are its lower and upper limits,</w:t>
+      </w:r>
+      <w:r>
+        <w:t xml:space="preserve"> </w:t>
+      </w:r>
+      <w:r>
+        <w:t xml:space="preserve">defined in the</w:t>
+      </w:r>
+      <w:r>
+        <w:t xml:space="preserve"> </w:t>
+      </w:r>
+      <w:hyperlink r:id="rId85">
+        <w:r>
+          <w:rPr>
+            <w:rStyle w:val="Hyperlink"/>
+          </w:rPr>
+          <w:t xml:space="preserve">notation for limits of a sum</w:t>
+        </w:r>
+      </w:hyperlink>
+      <w:r>
+        <w:t xml:space="preserve">.</w:t>
+      </w:r>
+    </w:p>
+    <w:bookmarkEnd w:id="86"/>
+    <w:bookmarkStart w:id="87" w:name="def-summation-index"/>
+    <w:p>
+      <w:pPr>
+        <w:pStyle w:val="BodyText"/>
+      </w:pPr>
+      <w:r>
+        <w:rPr>
+          <w:b/>
+          <w:bCs/>
+        </w:rPr>
+        <w:t xml:space="preserve">Definition 20 (Index of a sum)</w:t>
+      </w:r>
+      <w:r>
+        <w:t xml:space="preserve"> </w:t>
+      </w:r>
+      <w:r>
         <w:t xml:space="preserve">The variable</w:t>
       </w:r>
       <w:r>
@@ -22094,7 +22486,70 @@
         <w:t xml:space="preserve"> </w:t>
       </w:r>
       <w:r>
-        <w:t xml:space="preserve">is the</w:t>
+        <w:t xml:space="preserve">in</w:t>
+      </w:r>
+      <w:r>
+        <w:t xml:space="preserve"> </w:t>
+      </w:r>
+      <m:oMath>
+        <m:nary>
+          <m:naryPr>
+            <m:chr m:val="∑"/>
+            <m:limLoc m:val="undOvr"/>
+            <m:subHide m:val="off"/>
+            <m:supHide m:val="off"/>
+          </m:naryPr>
+          <m:sub>
+            <m:r>
+              <m:t>i</m:t>
+            </m:r>
+            <m:r>
+              <m:rPr>
+                <m:sty m:val="p"/>
+              </m:rPr>
+              <m:t>=</m:t>
+            </m:r>
+            <m:r>
+              <m:t>m</m:t>
+            </m:r>
+          </m:sub>
+          <m:sup>
+            <m:r>
+              <m:t>n</m:t>
+            </m:r>
+          </m:sup>
+          <m:e>
+            <m:sSub>
+              <m:e>
+                <m:r>
+                  <m:t>a</m:t>
+                </m:r>
+              </m:e>
+              <m:sub>
+                <m:r>
+                  <m:t>i</m:t>
+                </m:r>
+              </m:sub>
+            </m:sSub>
+          </m:e>
+        </m:nary>
+      </m:oMath>
+      <w:r>
+        <w:t xml:space="preserve"> </w:t>
+      </w:r>
+      <w:r>
+        <w:t xml:space="preserve">(</w:t>
+      </w:r>
+      <w:hyperlink w:anchor="def-summation">
+        <w:r>
+          <w:rPr>
+            <w:rStyle w:val="Hyperlink"/>
+          </w:rPr>
+          <w:t xml:space="preserve">Definition 19</w:t>
+        </w:r>
+      </w:hyperlink>
+      <w:r>
+        <w:t xml:space="preserve">) is the</w:t>
       </w:r>
       <w:r>
         <w:t xml:space="preserve"> </w:t>
@@ -22110,68 +22565,11 @@
         <w:t xml:space="preserve"> </w:t>
       </w:r>
       <w:r>
-        <w:t xml:space="preserve">of the sum;</w:t>
-      </w:r>
-      <w:r>
-        <w:t xml:space="preserve"> </w:t>
-      </w:r>
-      <m:oMath>
-        <m:r>
-          <m:t>m</m:t>
-        </m:r>
-      </m:oMath>
-      <w:r>
-        <w:t xml:space="preserve"> </w:t>
-      </w:r>
-      <w:r>
-        <w:t xml:space="preserve">and</w:t>
-      </w:r>
-      <w:r>
-        <w:t xml:space="preserve"> </w:t>
-      </w:r>
-      <m:oMath>
-        <m:r>
-          <m:t>n</m:t>
-        </m:r>
-      </m:oMath>
-      <w:r>
-        <w:t xml:space="preserve"> </w:t>
-      </w:r>
-      <w:r>
-        <w:t xml:space="preserve">are its</w:t>
-      </w:r>
-      <w:r>
-        <w:t xml:space="preserve"> </w:t>
-      </w:r>
-      <w:r>
-        <w:rPr>
-          <w:b/>
-          <w:bCs/>
-        </w:rPr>
-        <w:t xml:space="preserve">lower</w:t>
-      </w:r>
-      <w:r>
-        <w:t xml:space="preserve"> </w:t>
-      </w:r>
-      <w:r>
-        <w:t xml:space="preserve">and</w:t>
-      </w:r>
-      <w:r>
-        <w:t xml:space="preserve"> </w:t>
-      </w:r>
-      <w:r>
-        <w:rPr>
-          <w:b/>
-          <w:bCs/>
-        </w:rPr>
-        <w:t xml:space="preserve">upper limits</w:t>
-      </w:r>
-      <w:r>
-        <w:t xml:space="preserve">.</w:t>
+        <w:t xml:space="preserve">of the sum.</w:t>
       </w:r>
     </w:p>
-    <w:bookmarkEnd w:id="80"/>
-    <w:bookmarkStart w:id="81" w:name="rem-summation-index"/>
+    <w:bookmarkEnd w:id="87"/>
+    <w:bookmarkStart w:id="88" w:name="rem-summation-index"/>
     <w:p>
       <w:pPr>
         <w:pStyle w:val="BodyText"/>
@@ -22498,8 +22896,8 @@
         </m:oMath>
       </m:oMathPara>
     </w:p>
-    <w:bookmarkEnd w:id="81"/>
-    <w:bookmarkStart w:id="82" w:name="def-empty-sum"/>
+    <w:bookmarkEnd w:id="88"/>
+    <w:bookmarkStart w:id="89" w:name="def-empty-sum"/>
     <w:p>
       <w:pPr>
         <w:pStyle w:val="FirstParagraph"/>
@@ -22509,7 +22907,7 @@
           <w:b/>
           <w:bCs/>
         </w:rPr>
-        <w:t xml:space="preserve">Definition 15 (Empty sum)</w:t>
+        <w:t xml:space="preserve">Definition 21 (Empty sum)</w:t>
       </w:r>
       <w:r>
         <w:t xml:space="preserve"> </w:t>
@@ -22690,8 +23088,8 @@
         <w:t xml:space="preserve">.</w:t>
       </w:r>
     </w:p>
-    <w:bookmarkEnd w:id="82"/>
-    <w:bookmarkStart w:id="83" w:name="exr-sum-rules"/>
+    <w:bookmarkEnd w:id="89"/>
+    <w:bookmarkStart w:id="90" w:name="exr-sum-rules"/>
     <w:p>
       <w:pPr>
         <w:pStyle w:val="BodyText"/>
@@ -22855,7 +23253,7 @@
           <w:rPr>
             <w:rStyle w:val="Hyperlink"/>
           </w:rPr>
-          <w:t xml:space="preserve">Definition 14</w:t>
+          <w:t xml:space="preserve">Definition 19</w:t>
         </w:r>
       </w:hyperlink>
       <w:r>
@@ -22870,7 +23268,7 @@
         <w:pStyle w:val="Compact"/>
         <w:numPr>
           <w:ilvl w:val="0"/>
-          <w:numId w:val="1015"/>
+          <w:numId w:val="1014"/>
         </w:numPr>
       </w:pPr>
       <m:oMath>
@@ -22981,7 +23379,7 @@
         <w:pStyle w:val="Compact"/>
         <w:numPr>
           <w:ilvl w:val="0"/>
-          <w:numId w:val="1015"/>
+          <w:numId w:val="1014"/>
         </w:numPr>
       </w:pPr>
       <m:oMath>
@@ -23167,8 +23565,8 @@
         <w:t xml:space="preserve">Does either argument depend on there being exactly three terms?</w:t>
       </w:r>
     </w:p>
-    <w:bookmarkEnd w:id="83"/>
-    <w:bookmarkStart w:id="84" w:name="sol-sum-rules"/>
+    <w:bookmarkEnd w:id="90"/>
+    <w:bookmarkStart w:id="91" w:name="sol-sum-rules"/>
     <w:p>
       <w:pPr>
         <w:pStyle w:val="BodyText"/>
@@ -23194,7 +23592,7 @@
           <w:rPr>
             <w:rStyle w:val="Hyperlink"/>
           </w:rPr>
-          <w:t xml:space="preserve">Definition 14</w:t>
+          <w:t xml:space="preserve">Definition 19</w:t>
         </w:r>
       </w:hyperlink>
       <w:r>
@@ -23262,7 +23660,7 @@
       <w:pPr>
         <w:numPr>
           <w:ilvl w:val="0"/>
-          <w:numId w:val="1016"/>
+          <w:numId w:val="1015"/>
         </w:numPr>
       </w:pPr>
       <w:r>
@@ -23594,7 +23992,7 @@
       <w:pPr>
         <w:numPr>
           <w:ilvl w:val="0"/>
-          <w:numId w:val="1016"/>
+          <w:numId w:val="1015"/>
         </w:numPr>
       </w:pPr>
       <w:r>
@@ -24148,8 +24546,8 @@
         <w:t xml:space="preserve">the same steps work for any lower and upper limits.</w:t>
       </w:r>
     </w:p>
-    <w:bookmarkEnd w:id="84"/>
-    <w:bookmarkStart w:id="85" w:name="thm-sum-constant-factor"/>
+    <w:bookmarkEnd w:id="91"/>
+    <w:bookmarkStart w:id="92" w:name="thm-sum-constant-factor"/>
     <w:p>
       <w:pPr>
         <w:pStyle w:val="BodyText"/>
@@ -24341,7 +24739,7 @@
         </m:oMath>
       </m:oMathPara>
     </w:p>
-    <w:bookmarkEnd w:id="85"/>
+    <w:bookmarkEnd w:id="92"/>
     <w:p>
       <w:pPr>
         <w:pStyle w:val="FirstParagraph"/>
@@ -24374,7 +24772,7 @@
         <w:t xml:space="preserve">, part 1.</w:t>
       </w:r>
     </w:p>
-    <w:bookmarkStart w:id="86" w:name="thm-sum-of-sums"/>
+    <w:bookmarkStart w:id="93" w:name="thm-sum-of-sums"/>
     <w:p>
       <w:pPr>
         <w:pStyle w:val="BodyText"/>
@@ -24677,7 +25075,7 @@
         </m:oMath>
       </m:oMathPara>
     </w:p>
-    <w:bookmarkEnd w:id="86"/>
+    <w:bookmarkEnd w:id="93"/>
     <w:p>
       <w:pPr>
         <w:pStyle w:val="FirstParagraph"/>
@@ -24710,7 +25108,7 @@
         <w:t xml:space="preserve">, part 2.</w:t>
       </w:r>
     </w:p>
-    <w:bookmarkStart w:id="87" w:name="exr-sum-over-set"/>
+    <w:bookmarkStart w:id="94" w:name="exr-sum-over-set"/>
     <w:p>
       <w:pPr>
         <w:pStyle w:val="BodyText"/>
@@ -24959,7 +25357,7 @@
         <w:pStyle w:val="Compact"/>
         <w:numPr>
           <w:ilvl w:val="0"/>
-          <w:numId w:val="1017"/>
+          <w:numId w:val="1016"/>
         </w:numPr>
       </w:pPr>
       <w:r>
@@ -25052,7 +25450,7 @@
         <w:pStyle w:val="Compact"/>
         <w:numPr>
           <w:ilvl w:val="0"/>
-          <w:numId w:val="1017"/>
+          <w:numId w:val="1016"/>
         </w:numPr>
       </w:pPr>
       <w:r>
@@ -25085,8 +25483,8 @@
         <w:t xml:space="preserve">Is the total the same?</w:t>
       </w:r>
     </w:p>
-    <w:bookmarkEnd w:id="87"/>
-    <w:bookmarkStart w:id="88" w:name="sol-sum-over-set"/>
+    <w:bookmarkEnd w:id="94"/>
+    <w:bookmarkStart w:id="95" w:name="sol-sum-over-set"/>
     <w:p>
       <w:pPr>
         <w:pStyle w:val="FirstParagraph"/>
@@ -25106,7 +25504,7 @@
       <w:pPr>
         <w:numPr>
           <w:ilvl w:val="0"/>
-          <w:numId w:val="1018"/>
+          <w:numId w:val="1017"/>
         </w:numPr>
       </w:pPr>
       <w:r>
@@ -25412,7 +25810,7 @@
       <w:pPr>
         <w:numPr>
           <w:ilvl w:val="0"/>
-          <w:numId w:val="1018"/>
+          <w:numId w:val="1017"/>
         </w:numPr>
       </w:pPr>
       <w:r>
@@ -25546,8 +25944,8 @@
         <w:t xml:space="preserve">because addition does not depend on the order of the terms.</w:t>
       </w:r>
     </w:p>
-    <w:bookmarkEnd w:id="88"/>
-    <w:bookmarkStart w:id="91" w:name="def-sum-over-set"/>
+    <w:bookmarkEnd w:id="95"/>
+    <w:bookmarkStart w:id="98" w:name="def-sum-over-set"/>
     <w:p>
       <w:pPr>
         <w:pStyle w:val="FirstParagraph"/>
@@ -25557,7 +25955,7 @@
           <w:b/>
           <w:bCs/>
         </w:rPr>
-        <w:t xml:space="preserve">Definition 16 (Sum over a finite set)</w:t>
+        <w:t xml:space="preserve">Definition 22 (Sum over a finite set)</w:t>
       </w:r>
       <w:r>
         <w:t xml:space="preserve"> </w:t>
@@ -25664,7 +26062,7 @@
       <w:r>
         <w:t xml:space="preserve"> </w:t>
       </w:r>
-      <w:hyperlink r:id="rId89">
+      <w:hyperlink r:id="rId96">
         <w:r>
           <w:rPr>
             <w:rStyle w:val="Hyperlink"/>
@@ -25675,7 +26073,7 @@
       <w:r>
         <w:t xml:space="preserve"> </w:t>
       </w:r>
-      <w:hyperlink r:id="rId90">
+      <w:hyperlink r:id="rId97">
         <w:r>
           <w:rPr>
             <w:rStyle w:val="Hyperlink"/>
@@ -26086,8 +26484,8 @@
         <w:t xml:space="preserve">.</w:t>
       </w:r>
     </w:p>
-    <w:bookmarkEnd w:id="91"/>
-    <w:bookmarkStart w:id="92" w:name="rem-sum-over-set-order"/>
+    <w:bookmarkEnd w:id="98"/>
+    <w:bookmarkStart w:id="99" w:name="rem-sum-over-set-order"/>
     <w:p>
       <w:pPr>
         <w:pStyle w:val="BodyText"/>
@@ -26593,15 +26991,15 @@
           <w:rPr>
             <w:rStyle w:val="Hyperlink"/>
           </w:rPr>
-          <w:t xml:space="preserve">Definition 14</w:t>
+          <w:t xml:space="preserve">Definition 19</w:t>
         </w:r>
       </w:hyperlink>
       <w:r>
         <w:t xml:space="preserve">.</w:t>
       </w:r>
     </w:p>
-    <w:bookmarkEnd w:id="92"/>
-    <w:bookmarkStart w:id="95" w:name="rem-sum-without-set"/>
+    <w:bookmarkEnd w:id="99"/>
+    <w:bookmarkStart w:id="102" w:name="rem-sum-without-set"/>
     <w:p>
       <w:pPr>
         <w:pStyle w:val="BodyText"/>
@@ -26801,7 +27199,7 @@
       <w:r>
         <w:t xml:space="preserve"> </w:t>
       </w:r>
-      <w:hyperlink r:id="rId93">
+      <w:hyperlink r:id="rId100">
         <w:r>
           <w:rPr>
             <w:rStyle w:val="Hyperlink"/>
@@ -27026,7 +27424,7 @@
       <w:r>
         <w:t xml:space="preserve"> </w:t>
       </w:r>
-      <w:hyperlink r:id="rId94">
+      <w:hyperlink r:id="rId101">
         <w:r>
           <w:rPr>
             <w:rStyle w:val="Hyperlink"/>
@@ -27038,8 +27436,8 @@
         <w:t xml:space="preserve">).</w:t>
       </w:r>
     </w:p>
-    <w:bookmarkEnd w:id="95"/>
-    <w:bookmarkStart w:id="96" w:name="exm-sum-over-empty-set"/>
+    <w:bookmarkEnd w:id="102"/>
+    <w:bookmarkStart w:id="103" w:name="exm-sum-over-empty-set"/>
     <w:p>
       <w:pPr>
         <w:pStyle w:val="BodyText"/>
@@ -27128,9 +27526,9 @@
         <w:t xml:space="preserve">.</w:t>
       </w:r>
     </w:p>
-    <w:bookmarkEnd w:id="96"/>
-    <w:bookmarkEnd w:id="97"/>
-    <w:bookmarkStart w:id="118" w:name="quotients"/>
+    <w:bookmarkEnd w:id="103"/>
+    <w:bookmarkEnd w:id="104"/>
+    <w:bookmarkStart w:id="129" w:name="quotients"/>
     <w:p>
       <w:pPr>
         <w:pStyle w:val="Heading2"/>
@@ -27139,7 +27537,7 @@
         <w:t xml:space="preserve">8 Quotients</w:t>
       </w:r>
     </w:p>
-    <w:bookmarkStart w:id="98" w:name="def-quotient"/>
+    <w:bookmarkStart w:id="105" w:name="def-quotient"/>
     <w:p>
       <w:pPr>
         <w:pStyle w:val="FirstParagraph"/>
@@ -27149,7 +27547,7 @@
           <w:b/>
           <w:bCs/>
         </w:rPr>
-        <w:t xml:space="preserve">Definition 17 (Quotient)</w:t>
+        <w:t xml:space="preserve">Definition 23 (Quotient)</w:t>
       </w:r>
       <w:r>
         <w:t xml:space="preserve"> </w:t>
@@ -27308,8 +27706,8 @@
         </m:oMath>
       </m:oMathPara>
     </w:p>
-    <w:bookmarkEnd w:id="98"/>
-    <w:bookmarkStart w:id="99" w:name="def-fraction"/>
+    <w:bookmarkEnd w:id="105"/>
+    <w:bookmarkStart w:id="106" w:name="def-fraction"/>
     <w:p>
       <w:pPr>
         <w:pStyle w:val="FirstParagraph"/>
@@ -27319,7 +27717,7 @@
           <w:b/>
           <w:bCs/>
         </w:rPr>
-        <w:t xml:space="preserve">Definition 18 (Fraction, numerator, and denominator)</w:t>
+        <w:t xml:space="preserve">Definition 24 (Fraction)</w:t>
       </w:r>
       <w:r>
         <w:t xml:space="preserve"> </w:t>
@@ -27358,7 +27756,7 @@
           <w:rPr>
             <w:rStyle w:val="Hyperlink"/>
           </w:rPr>
-          <w:t xml:space="preserve">Definition 17</w:t>
+          <w:t xml:space="preserve">Definition 23</w:t>
         </w:r>
       </w:hyperlink>
       <w:r>
@@ -27375,7 +27773,64 @@
         <w:t xml:space="preserve">fraction</w:t>
       </w:r>
       <w:r>
-        <w:t xml:space="preserve">;</w:t>
+        <w:t xml:space="preserve">.</w:t>
+      </w:r>
+    </w:p>
+    <w:bookmarkEnd w:id="106"/>
+    <w:bookmarkStart w:id="107" w:name="def-numerator"/>
+    <w:p>
+      <w:pPr>
+        <w:pStyle w:val="BodyText"/>
+      </w:pPr>
+      <w:r>
+        <w:rPr>
+          <w:b/>
+          <w:bCs/>
+        </w:rPr>
+        <w:t xml:space="preserve">Definition 25 (Numerator)</w:t>
+      </w:r>
+      <w:r>
+        <w:t xml:space="preserve"> </w:t>
+      </w:r>
+      <w:r>
+        <w:t xml:space="preserve">In a fraction</w:t>
+      </w:r>
+      <w:r>
+        <w:t xml:space="preserve"> </w:t>
+      </w:r>
+      <m:oMath>
+        <m:f>
+          <m:fPr>
+            <m:type m:val="bar"/>
+          </m:fPr>
+          <m:num>
+            <m:r>
+              <m:t>a</m:t>
+            </m:r>
+          </m:num>
+          <m:den>
+            <m:r>
+              <m:t>b</m:t>
+            </m:r>
+          </m:den>
+        </m:f>
+      </m:oMath>
+      <w:r>
+        <w:t xml:space="preserve"> </w:t>
+      </w:r>
+      <w:r>
+        <w:t xml:space="preserve">(</w:t>
+      </w:r>
+      <w:hyperlink w:anchor="def-fraction">
+        <w:r>
+          <w:rPr>
+            <w:rStyle w:val="Hyperlink"/>
+          </w:rPr>
+          <w:t xml:space="preserve">Definition 24</w:t>
+        </w:r>
+      </w:hyperlink>
+      <w:r>
+        <w:t xml:space="preserve">),</w:t>
       </w:r>
       <w:r>
         <w:t xml:space="preserve"> </w:t>
@@ -27402,10 +27857,64 @@
         <w:t xml:space="preserve">numerator</w:t>
       </w:r>
       <w:r>
-        <w:t xml:space="preserve"> </w:t>
-      </w:r>
-      <w:r>
-        <w:t xml:space="preserve">and</w:t>
+        <w:t xml:space="preserve">.</w:t>
+      </w:r>
+    </w:p>
+    <w:bookmarkEnd w:id="107"/>
+    <w:bookmarkStart w:id="108" w:name="def-denominator"/>
+    <w:p>
+      <w:pPr>
+        <w:pStyle w:val="BodyText"/>
+      </w:pPr>
+      <w:r>
+        <w:rPr>
+          <w:b/>
+          <w:bCs/>
+        </w:rPr>
+        <w:t xml:space="preserve">Definition 26 (Denominator)</w:t>
+      </w:r>
+      <w:r>
+        <w:t xml:space="preserve"> </w:t>
+      </w:r>
+      <w:r>
+        <w:t xml:space="preserve">In a fraction</w:t>
+      </w:r>
+      <w:r>
+        <w:t xml:space="preserve"> </w:t>
+      </w:r>
+      <m:oMath>
+        <m:f>
+          <m:fPr>
+            <m:type m:val="bar"/>
+          </m:fPr>
+          <m:num>
+            <m:r>
+              <m:t>a</m:t>
+            </m:r>
+          </m:num>
+          <m:den>
+            <m:r>
+              <m:t>b</m:t>
+            </m:r>
+          </m:den>
+        </m:f>
+      </m:oMath>
+      <w:r>
+        <w:t xml:space="preserve"> </w:t>
+      </w:r>
+      <w:r>
+        <w:t xml:space="preserve">(</w:t>
+      </w:r>
+      <w:hyperlink w:anchor="def-fraction">
+        <w:r>
+          <w:rPr>
+            <w:rStyle w:val="Hyperlink"/>
+          </w:rPr>
+          <w:t xml:space="preserve">Definition 24</w:t>
+        </w:r>
+      </w:hyperlink>
+      <w:r>
+        <w:t xml:space="preserve">),</w:t>
       </w:r>
       <w:r>
         <w:t xml:space="preserve"> </w:t>
@@ -27419,7 +27928,7 @@
         <w:t xml:space="preserve"> </w:t>
       </w:r>
       <w:r>
-        <w:t xml:space="preserve">its</w:t>
+        <w:t xml:space="preserve">is its</w:t>
       </w:r>
       <w:r>
         <w:t xml:space="preserve"> </w:t>
@@ -27434,11 +27943,25 @@
       <w:r>
         <w:t xml:space="preserve">.</w:t>
       </w:r>
-      <w:r>
-        <w:t xml:space="preserve"> </w:t>
-      </w:r>
-      <w:r>
-        <w:t xml:space="preserve">For example, the fraction</w:t>
+    </w:p>
+    <w:bookmarkEnd w:id="108"/>
+    <w:bookmarkStart w:id="109" w:name="exm-fraction"/>
+    <w:p>
+      <w:pPr>
+        <w:pStyle w:val="BodyText"/>
+      </w:pPr>
+      <w:r>
+        <w:rPr>
+          <w:b/>
+          <w:bCs/>
+        </w:rPr>
+        <w:t xml:space="preserve">Example 19 (Numerator and denominator of a fraction)</w:t>
+      </w:r>
+      <w:r>
+        <w:t xml:space="preserve"> </w:t>
+      </w:r>
+      <w:r>
+        <w:t xml:space="preserve">The fraction</w:t>
       </w:r>
       <w:r>
         <w:t xml:space="preserve"> </w:t>
@@ -27492,8 +28015,8 @@
         <w:t xml:space="preserve">.</w:t>
       </w:r>
     </w:p>
-    <w:bookmarkEnd w:id="99"/>
-    <w:bookmarkStart w:id="100" w:name="exm-quotient"/>
+    <w:bookmarkEnd w:id="109"/>
+    <w:bookmarkStart w:id="110" w:name="exm-quotient"/>
     <w:p>
       <w:pPr>
         <w:pStyle w:val="BodyText"/>
@@ -27503,7 +28026,7 @@
           <w:b/>
           <w:bCs/>
         </w:rPr>
-        <w:t xml:space="preserve">Example 19 (A quotient)</w:t>
+        <w:t xml:space="preserve">Example 20 (A quotient)</w:t>
       </w:r>
       <w:r>
         <w:t xml:space="preserve"> </w:t>
@@ -27619,7 +28142,7 @@
           <w:rPr>
             <w:rStyle w:val="Hyperlink"/>
           </w:rPr>
-          <w:t xml:space="preserve">Definition 17</w:t>
+          <w:t xml:space="preserve">Definition 23</w:t>
         </w:r>
       </w:hyperlink>
       <w:r>
@@ -27629,8 +28152,8 @@
         <w:t xml:space="preserve">requires a nonzero denominator.</w:t>
       </w:r>
     </w:p>
-    <w:bookmarkEnd w:id="100"/>
-    <w:bookmarkStart w:id="101" w:name="def-person-years"/>
+    <w:bookmarkEnd w:id="110"/>
+    <w:bookmarkStart w:id="111" w:name="def-follow-up"/>
     <w:p>
       <w:pPr>
         <w:pStyle w:val="BodyText"/>
@@ -27640,7 +28163,7 @@
           <w:b/>
           <w:bCs/>
         </w:rPr>
-        <w:t xml:space="preserve">Definition 19 (Follow-up and person-years)</w:t>
+        <w:t xml:space="preserve">Definition 27 (Follow-up)</w:t>
       </w:r>
       <w:r>
         <w:t xml:space="preserve"> </w:t>
@@ -27668,13 +28191,33 @@
         <w:t xml:space="preserve"> </w:t>
       </w:r>
       <w:r>
-        <w:t xml:space="preserve">is the length of time the study observes that participant,</w:t>
-      </w:r>
-      <w:r>
-        <w:t xml:space="preserve"> </w:t>
-      </w:r>
-      <w:r>
-        <w:t xml:space="preserve">and the study’s</w:t>
+        <w:t xml:space="preserve">is the length of time the study observes that participant.</w:t>
+      </w:r>
+    </w:p>
+    <w:bookmarkEnd w:id="111"/>
+    <w:bookmarkStart w:id="112" w:name="def-person-years"/>
+    <w:p>
+      <w:pPr>
+        <w:pStyle w:val="BodyText"/>
+      </w:pPr>
+      <w:r>
+        <w:rPr>
+          <w:b/>
+          <w:bCs/>
+        </w:rPr>
+        <w:t xml:space="preserve">Definition 28 (Person-years)</w:t>
+      </w:r>
+      <w:r>
+        <w:t xml:space="preserve"> </w:t>
+      </w:r>
+      <w:r>
+        <w:t xml:space="preserve">In a study that observes participants over time,</w:t>
+      </w:r>
+      <w:r>
+        <w:t xml:space="preserve"> </w:t>
+      </w:r>
+      <w:r>
+        <w:t xml:space="preserve">the study’s</w:t>
       </w:r>
       <w:r>
         <w:t xml:space="preserve"> </w:t>
@@ -27690,7 +28233,18 @@
         <w:t xml:space="preserve"> </w:t>
       </w:r>
       <w:r>
-        <w:t xml:space="preserve">are the sum of the follow-up times of all participants,</w:t>
+        <w:t xml:space="preserve">are the sum of the follow-up times (</w:t>
+      </w:r>
+      <w:hyperlink w:anchor="def-follow-up">
+        <w:r>
+          <w:rPr>
+            <w:rStyle w:val="Hyperlink"/>
+          </w:rPr>
+          <w:t xml:space="preserve">Definition 27</w:t>
+        </w:r>
+      </w:hyperlink>
+      <w:r>
+        <w:t xml:space="preserve">) of all participants,</w:t>
       </w:r>
       <w:r>
         <w:t xml:space="preserve"> </w:t>
@@ -27699,8 +28253,8 @@
         <w:t xml:space="preserve">measured in years.</w:t>
       </w:r>
     </w:p>
-    <w:bookmarkEnd w:id="101"/>
-    <w:bookmarkStart w:id="102" w:name="exm-person-years"/>
+    <w:bookmarkEnd w:id="112"/>
+    <w:bookmarkStart w:id="113" w:name="exm-person-years"/>
     <w:p>
       <w:pPr>
         <w:pStyle w:val="BodyText"/>
@@ -27710,7 +28264,7 @@
           <w:b/>
           <w:bCs/>
         </w:rPr>
-        <w:t xml:space="preserve">Example 20 (Counting person-years)</w:t>
+        <w:t xml:space="preserve">Example 21 (Counting person-years)</w:t>
       </w:r>
       <w:r>
         <w:t xml:space="preserve"> </w:t>
@@ -27881,8 +28435,8 @@
         <w:t xml:space="preserve">person-years.</w:t>
       </w:r>
     </w:p>
-    <w:bookmarkEnd w:id="102"/>
-    <w:bookmarkStart w:id="103" w:name="def-rate"/>
+    <w:bookmarkEnd w:id="113"/>
+    <w:bookmarkStart w:id="114" w:name="def-rate"/>
     <w:p>
       <w:pPr>
         <w:pStyle w:val="BodyText"/>
@@ -27892,7 +28446,7 @@
           <w:b/>
           <w:bCs/>
         </w:rPr>
-        <w:t xml:space="preserve">Definition 20 (Rate)</w:t>
+        <w:t xml:space="preserve">Definition 29 (Rate)</w:t>
       </w:r>
       <w:r>
         <w:t xml:space="preserve"> </w:t>
@@ -27933,7 +28487,7 @@
           <w:rPr>
             <w:rStyle w:val="Hyperlink"/>
           </w:rPr>
-          <w:t xml:space="preserve">Definition 19</w:t>
+          <w:t xml:space="preserve">Definition 28</w:t>
         </w:r>
       </w:hyperlink>
       <w:r>
@@ -28108,7 +28662,7 @@
         <w:t xml:space="preserve">cases per person-year.</w:t>
       </w:r>
     </w:p>
-    <w:bookmarkEnd w:id="103"/>
+    <w:bookmarkEnd w:id="114"/>
     <w:p>
       <w:pPr>
         <w:pStyle w:val="BodyText"/>
@@ -28116,7 +28670,7 @@
       <w:r>
         <w:t xml:space="preserve">cf. </w:t>
       </w:r>
-      <w:hyperlink r:id="rId104">
+      <w:hyperlink r:id="rId115">
         <w:r>
           <w:rPr>
             <w:rStyle w:val="Hyperlink"/>
@@ -28125,7 +28679,7 @@
         </w:r>
       </w:hyperlink>
     </w:p>
-    <w:bookmarkStart w:id="106" w:name="def-ratio"/>
+    <w:bookmarkStart w:id="117" w:name="def-ratio"/>
     <w:p>
       <w:pPr>
         <w:pStyle w:val="BodyText"/>
@@ -28135,7 +28689,7 @@
           <w:b/>
           <w:bCs/>
         </w:rPr>
-        <w:t xml:space="preserve">Definition 21 (Ratios)</w:t>
+        <w:t xml:space="preserve">Definition 30 (Ratios)</w:t>
       </w:r>
       <w:r>
         <w:t xml:space="preserve"> </w:t>
@@ -28167,7 +28721,7 @@
       <w:r>
         <w:t xml:space="preserve">cf. </w:t>
       </w:r>
-      <w:hyperlink r:id="rId105">
+      <w:hyperlink r:id="rId116">
         <w:r>
           <w:rPr>
             <w:rStyle w:val="Hyperlink"/>
@@ -28176,8 +28730,8 @@
         </w:r>
       </w:hyperlink>
     </w:p>
-    <w:bookmarkEnd w:id="106"/>
-    <w:bookmarkStart w:id="107" w:name="exm-ratio"/>
+    <w:bookmarkEnd w:id="117"/>
+    <w:bookmarkStart w:id="118" w:name="exm-ratio"/>
     <w:p>
       <w:pPr>
         <w:pStyle w:val="BodyText"/>
@@ -28187,7 +28741,7 @@
           <w:b/>
           <w:bCs/>
         </w:rPr>
-        <w:t xml:space="preserve">Example 21 (A ratio, and a quotient that is not one)</w:t>
+        <w:t xml:space="preserve">Example 22 (A ratio, and a quotient that is not one)</w:t>
       </w:r>
       <w:r>
         <w:t xml:space="preserve"> </w:t>
@@ -28201,7 +28755,7 @@
         <w:pStyle w:val="Compact"/>
         <w:numPr>
           <w:ilvl w:val="0"/>
-          <w:numId w:val="1019"/>
+          <w:numId w:val="1018"/>
         </w:numPr>
       </w:pPr>
       <w:r>
@@ -28293,7 +28847,7 @@
         <w:pStyle w:val="Compact"/>
         <w:numPr>
           <w:ilvl w:val="0"/>
-          <w:numId w:val="1019"/>
+          <w:numId w:val="1018"/>
         </w:numPr>
       </w:pPr>
       <w:r>
@@ -28435,8 +28989,8 @@
         <w:t xml:space="preserve">so this quotient is not a ratio.</w:t>
       </w:r>
     </w:p>
-    <w:bookmarkEnd w:id="107"/>
-    <w:bookmarkStart w:id="110" w:name="def-proportion"/>
+    <w:bookmarkEnd w:id="118"/>
+    <w:bookmarkStart w:id="121" w:name="def-proportion"/>
     <w:p>
       <w:pPr>
         <w:pStyle w:val="FirstParagraph"/>
@@ -28446,7 +29000,7 @@
           <w:b/>
           <w:bCs/>
         </w:rPr>
-        <w:t xml:space="preserve">Definition 22 (Proportion)</w:t>
+        <w:t xml:space="preserve">Definition 31 (Proportion)</w:t>
       </w:r>
       <w:r>
         <w:t xml:space="preserve"> </w:t>
@@ -28487,7 +29041,7 @@
       <w:r>
         <w:t xml:space="preserve"> </w:t>
       </w:r>
-      <w:hyperlink r:id="rId108">
+      <w:hyperlink r:id="rId119">
         <w:r>
           <w:rPr>
             <w:rStyle w:val="Hyperlink"/>
@@ -28509,7 +29063,7 @@
       <w:r>
         <w:t xml:space="preserve"> </w:t>
       </w:r>
-      <w:hyperlink r:id="rId109">
+      <w:hyperlink r:id="rId120">
         <w:r>
           <w:rPr>
             <w:rStyle w:val="Hyperlink"/>
@@ -28524,8 +29078,8 @@
         <w:t xml:space="preserve">for other meanings.</w:t>
       </w:r>
     </w:p>
-    <w:bookmarkEnd w:id="110"/>
-    <w:bookmarkStart w:id="111" w:name="exm-proportion"/>
+    <w:bookmarkEnd w:id="121"/>
+    <w:bookmarkStart w:id="122" w:name="exm-proportion"/>
     <w:p>
       <w:pPr>
         <w:pStyle w:val="BodyText"/>
@@ -28535,7 +29089,7 @@
           <w:b/>
           <w:bCs/>
         </w:rPr>
-        <w:t xml:space="preserve">Example 22 (A proportion, and a ratio that is not one)</w:t>
+        <w:t xml:space="preserve">Example 23 (A proportion, and a ratio that is not one)</w:t>
       </w:r>
       <w:r>
         <w:t xml:space="preserve"> </w:t>
@@ -28577,7 +29131,7 @@
         <w:pStyle w:val="Compact"/>
         <w:numPr>
           <w:ilvl w:val="0"/>
-          <w:numId w:val="1020"/>
+          <w:numId w:val="1019"/>
         </w:numPr>
       </w:pPr>
       <w:r>
@@ -28655,7 +29209,7 @@
         <w:pStyle w:val="Compact"/>
         <w:numPr>
           <w:ilvl w:val="0"/>
-          <w:numId w:val="1020"/>
+          <w:numId w:val="1019"/>
         </w:numPr>
       </w:pPr>
       <w:r>
@@ -28746,8 +29300,8 @@
         <w:t xml:space="preserve">non-smokers.</w:t>
       </w:r>
     </w:p>
-    <w:bookmarkEnd w:id="111"/>
-    <w:bookmarkStart w:id="113" w:name="def-proportional"/>
+    <w:bookmarkEnd w:id="122"/>
+    <w:bookmarkStart w:id="124" w:name="def-proportional"/>
     <w:p>
       <w:pPr>
         <w:pStyle w:val="FirstParagraph"/>
@@ -28757,7 +29311,7 @@
           <w:b/>
           <w:bCs/>
         </w:rPr>
-        <w:t xml:space="preserve">Definition 23 (Proportional)</w:t>
+        <w:t xml:space="preserve">Definition 32 (Proportional)</w:t>
       </w:r>
       <w:r>
         <w:t xml:space="preserve"> </w:t>
@@ -28918,7 +29472,7 @@
       <w:r>
         <w:t xml:space="preserve">(cf. </w:t>
       </w:r>
-      <w:hyperlink r:id="rId112">
+      <w:hyperlink r:id="rId123">
         <w:r>
           <w:rPr>
             <w:rStyle w:val="Hyperlink"/>
@@ -28930,8 +29484,8 @@
         <w:t xml:space="preserve">)</w:t>
       </w:r>
     </w:p>
-    <w:bookmarkEnd w:id="113"/>
-    <w:bookmarkStart w:id="114" w:name="exm-proportional"/>
+    <w:bookmarkEnd w:id="124"/>
+    <w:bookmarkStart w:id="125" w:name="exm-proportional"/>
     <w:p>
       <w:pPr>
         <w:pStyle w:val="BodyText"/>
@@ -28941,7 +29495,7 @@
           <w:b/>
           <w:bCs/>
         </w:rPr>
-        <w:t xml:space="preserve">Example 23 (Proportional and non-proportional functions)</w:t>
+        <w:t xml:space="preserve">Example 24 (Proportional and non-proportional functions)</w:t>
       </w:r>
       <w:r>
         <w:t xml:space="preserve"> </w:t>
@@ -28954,7 +29508,7 @@
       <w:pPr>
         <w:numPr>
           <w:ilvl w:val="0"/>
-          <w:numId w:val="1021"/>
+          <w:numId w:val="1020"/>
         </w:numPr>
       </w:pPr>
       <m:oMath>
@@ -29236,7 +29790,7 @@
       <w:pPr>
         <w:numPr>
           <w:ilvl w:val="0"/>
-          <w:numId w:val="1021"/>
+          <w:numId w:val="1020"/>
         </w:numPr>
       </w:pPr>
       <m:oMath>
@@ -29624,7 +30178,7 @@
         <w:t xml:space="preserve">.</w:t>
       </w:r>
     </w:p>
-    <w:bookmarkEnd w:id="114"/>
+    <w:bookmarkEnd w:id="125"/>
     <w:p>
       <w:pPr>
         <w:pStyle w:val="FirstParagraph"/>
@@ -29635,7 +30189,7 @@
       <w:r>
         <w:t xml:space="preserve"> </w:t>
       </w:r>
-      <w:hyperlink r:id="rId115">
+      <w:hyperlink r:id="rId126">
         <w:r>
           <w:rPr>
             <w:rStyle w:val="Hyperlink"/>
@@ -29644,8 +30198,8 @@
         </w:r>
       </w:hyperlink>
     </w:p>
-    <w:bookmarkStart w:id="117" w:name="refs"/>
-    <w:bookmarkStart w:id="116" w:name="ref-rudin1976principles"/>
+    <w:bookmarkStart w:id="128" w:name="refs"/>
+    <w:bookmarkStart w:id="127" w:name="ref-rudin1976principles"/>
     <w:p>
       <w:pPr>
         <w:pStyle w:val="Bibliography"/>
@@ -29667,9 +30221,9 @@
         <w:t xml:space="preserve">. 3rd ed. International Series in Pure and Applied Mathematics. McGraw-Hill.</w:t>
       </w:r>
     </w:p>
-    <w:bookmarkEnd w:id="116"/>
-    <w:bookmarkEnd w:id="117"/>
-    <w:bookmarkEnd w:id="118"/>
+    <w:bookmarkEnd w:id="127"/>
+    <w:bookmarkEnd w:id="128"/>
+    <w:bookmarkEnd w:id="129"/>
     <w:sectPr>
       <w:footnotePr>
         <w:numRestart w:val="eachSect"/>
@@ -30059,7 +30613,34 @@
     <w:abstractNumId w:val="991"/>
   </w:num>
   <w:num w:numId="1012">
-    <w:abstractNumId w:val="991"/>
+    <w:abstractNumId w:val="99411"/>
+    <w:lvlOverride w:ilvl="0">
+      <w:startOverride w:val="1"/>
+    </w:lvlOverride>
+    <w:lvlOverride w:ilvl="1">
+      <w:startOverride w:val="1"/>
+    </w:lvlOverride>
+    <w:lvlOverride w:ilvl="2">
+      <w:startOverride w:val="1"/>
+    </w:lvlOverride>
+    <w:lvlOverride w:ilvl="3">
+      <w:startOverride w:val="1"/>
+    </w:lvlOverride>
+    <w:lvlOverride w:ilvl="4">
+      <w:startOverride w:val="1"/>
+    </w:lvlOverride>
+    <w:lvlOverride w:ilvl="5">
+      <w:startOverride w:val="1"/>
+    </w:lvlOverride>
+    <w:lvlOverride w:ilvl="6">
+      <w:startOverride w:val="1"/>
+    </w:lvlOverride>
+    <w:lvlOverride w:ilvl="7">
+      <w:startOverride w:val="1"/>
+    </w:lvlOverride>
+    <w:lvlOverride w:ilvl="8">
+      <w:startOverride w:val="1"/>
+    </w:lvlOverride>
   </w:num>
   <w:num w:numId="1013">
     <w:abstractNumId w:val="99411"/>
@@ -30212,42 +30793,12 @@
     </w:lvlOverride>
   </w:num>
   <w:num w:numId="1018">
-    <w:abstractNumId w:val="99411"/>
-    <w:lvlOverride w:ilvl="0">
-      <w:startOverride w:val="1"/>
-    </w:lvlOverride>
-    <w:lvlOverride w:ilvl="1">
-      <w:startOverride w:val="1"/>
-    </w:lvlOverride>
-    <w:lvlOverride w:ilvl="2">
-      <w:startOverride w:val="1"/>
-    </w:lvlOverride>
-    <w:lvlOverride w:ilvl="3">
-      <w:startOverride w:val="1"/>
-    </w:lvlOverride>
-    <w:lvlOverride w:ilvl="4">
-      <w:startOverride w:val="1"/>
-    </w:lvlOverride>
-    <w:lvlOverride w:ilvl="5">
-      <w:startOverride w:val="1"/>
-    </w:lvlOverride>
-    <w:lvlOverride w:ilvl="6">
-      <w:startOverride w:val="1"/>
-    </w:lvlOverride>
-    <w:lvlOverride w:ilvl="7">
-      <w:startOverride w:val="1"/>
-    </w:lvlOverride>
-    <w:lvlOverride w:ilvl="8">
-      <w:startOverride w:val="1"/>
-    </w:lvlOverride>
+    <w:abstractNumId w:val="991"/>
   </w:num>
   <w:num w:numId="1019">
     <w:abstractNumId w:val="991"/>
   </w:num>
   <w:num w:numId="1020">
-    <w:abstractNumId w:val="991"/>
-  </w:num>
-  <w:num w:numId="1021">
     <w:abstractNumId w:val="991"/>
   </w:num>
 </w:numbering>
